--- a/semester 2/Advanced ML/Template COMMIT adi cahyono.docx
+++ b/semester 2/Advanced ML/Template COMMIT adi cahyono.docx
@@ -503,7 +503,7 @@
         <w:rPr>
           <w:rFonts w:ascii="Times New Roman" w:eastAsia="Times New Roman" w:hAnsi="Times New Roman" w:cs="Times New Roman"/>
         </w:rPr>
-        <w:instrText>ADDIN CSL_CITATION {"citationItems":[{"id":"ITEM-1","itemData":{"DOI":"10.3390/risks12110174","ISSN":"22279091","abstract":"The increasing population and emerging business opportunities have led to a rise in consumer spending. Consequently, global credit card companies, including banks and financial institutions, face the challenge of managing the associated credit risks. It is crucial for these institutions to accurately classify credit card customers as “good” or “bad” to minimize capital loss. This research investigates the approaches for predicting the default status of credit card customer via the application of various machine-learning models, including neural networks, logistic regression, AdaBoost, XGBoost, and LightGBM. Performance metrics such as accuracy, precision, recall, F1 score, ROC, and MCC for all these models are employed to compare the efficiency of the algorithms. The results indicate that XGBoost outperforms other models, achieving an accuracy of 99.4%. The outcomes from this study suggest that effective credit risk analysis would aid in informed lending decisions, and the application of machine-learning and deep-learning algorithms has significantly improved predictive accuracy in this domain.","author":[{"dropping-particle":"","family":"Chang","given":"Victor","non-dropping-particle":"","parse-names":false,"suffix":""},{"dropping-particle":"","family":"Sivakulasingam","given":"Sharuga","non-dropping-particle":"","parse-names":false,"suffix":""},{"dropping-particle":"","family":"Wang","given":"Hai","non-dropping-particle":"","parse-names":false,"suffix":""},{"dropping-particle":"","family":"Wong","given":"Siu Tung","non-dropping-particle":"","parse-names":false,"suffix":""},{"dropping-particle":"","family":"Ganatra","given":"Meghana Ashok","non-dropping-particle":"","parse-names":false,"suffix":""},{"dropping-particle":"","family":"Luo","given":"Jiabin","non-dropping-particle":"","parse-names":false,"suffix":""}],"container-title":"Risks","id":"ITEM-1","issue":"11","issued":{"date-parts":[["2024"]]},"title":"Credit Risk Prediction Using Machine Learning and Deep Learning: A Study on Credit Card Customers","type":"article-journal","volume":"12"},"uris":["http://www.mendeley.com/documents/?uuid=28b3ac59-3780-465e-95ec-e2d1bb284bd7"]}],"mendeley":{"formattedCitation":"[8]","plainTextFormattedCitation":"[8]"},"properties":{"noteIndex":0},"schema":"https://github.com/citation-style-language/schema/raw/master/csl-citation.json"}</w:instrText>
+        <w:instrText>ADDIN CSL_CITATION {"citationItems":[{"id":"ITEM-1","itemData":{"DOI":"10.3390/risks12110174","ISSN":"22279091","abstract":"The increasing population and emerging business opportunities have led to a rise in consumer spending. Consequently, global credit card companies, including banks and financial institutions, face the challenge of managing the associated credit risks. It is crucial for these institutions to accurately classify credit card customers as “good” or “bad” to minimize capital loss. This research investigates the approaches for predicting the default status of credit card customer via the application of various machine-learning models, including neural networks, logistic regression, AdaBoost, XGBoost, and LightGBM. Performance metrics such as accuracy, precision, recall, F1 score, ROC, and MCC for all these models are employed to compare the efficiency of the algorithms. The results indicate that XGBoost outperforms other models, achieving an accuracy of 99.4%. The outcomes from this study suggest that effective credit risk analysis would aid in informed lending decisions, and the application of machine-learning and deep-learning algorithms has significantly improved predictive accuracy in this domain.","author":[{"dropping-particle":"","family":"Chang","given":"Victor","non-dropping-particle":"","parse-names":false,"suffix":""},{"dropping-particle":"","family":"Sivakulasingam","given":"Sharuga","non-dropping-particle":"","parse-names":false,"suffix":""},{"dropping-particle":"","family":"Wang","given":"Hai","non-dropping-particle":"","parse-names":false,"suffix":""},{"dropping-particle":"","family":"Wong","given":"Siu Tung","non-dropping-particle":"","parse-names":false,"suffix":""},{"dropping-particle":"","family":"Ganatra","given":"Meghana Ashok","non-dropping-particle":"","parse-names":false,"suffix":""},{"dropping-particle":"","family":"Luo","given":"Jiabin","non-dropping-particle":"","parse-names":false,"suffix":""}],"container-title":"Risks","id":"ITEM-1","issue":"11","issued":{"date-parts":[["2024"]]},"title":"Credit Risk Prediction Using Machine Learning and Deep Learning: A Study on Credit Card Customers","type":"article-journal","volume":"12"},"uris":["http://www.mendeley.com/documents/?uuid=28b3ac59-3780-465e-95ec-e2d1bb284bd7"]}],"mendeley":{"formattedCitation":"[8]","plainTextFormattedCitation":"[8]","previouslyFormattedCitation":"[8]"},"properties":{"noteIndex":0},"schema":"https://github.com/citation-style-language/schema/raw/master/csl-citation.json"}</w:instrText>
       </w:r>
       <w:r>
         <w:rPr>
@@ -552,92 +552,455 @@
         <w:rPr>
           <w:rFonts w:ascii="Times New Roman" w:eastAsia="Times New Roman" w:hAnsi="Times New Roman" w:cs="Times New Roman"/>
         </w:rPr>
-        <w:t xml:space="preserve">Artificial Neural Networks (ANNs) have emerged as one of the most widely adopted machine learning techniques for credit risk assessment due to their capability to learn complex and nonlinear relationships from high-dimensional data. Previous studies have reported that ANN-based approaches achieve competitive performance in credit scoring, credit approval prediction, and credit risk classification tasks. Neural networks are particularly effective in modeling interactions among financial variables that are difficult to represent using traditional linear methods. Furthermore, recent surveys on machine learning-powered credit scoring indicate that neural network architectures remain among the most promising approaches for financial </w:t>
+        <w:t>Artificial Neural Networks (ANNs) have emerged as one of the most widely adopted machine learning techniques for credit risk assessment due to their capability to learn complex and nonlinear relationships from high-dimensional data</w:t>
+      </w:r>
+      <w:r>
+        <w:rPr>
+          <w:rFonts w:ascii="Times New Roman" w:eastAsia="Times New Roman" w:hAnsi="Times New Roman" w:cs="Times New Roman"/>
+        </w:rPr>
+        <w:t xml:space="preserve"> </w:t>
+      </w:r>
+      <w:r>
+        <w:rPr>
+          <w:rFonts w:ascii="Times New Roman" w:eastAsia="Times New Roman" w:hAnsi="Times New Roman" w:cs="Times New Roman"/>
+        </w:rPr>
+        <w:fldChar w:fldCharType="begin" w:fldLock="1"/>
+      </w:r>
+      <w:r>
+        <w:rPr>
+          <w:rFonts w:ascii="Times New Roman" w:eastAsia="Times New Roman" w:hAnsi="Times New Roman" w:cs="Times New Roman"/>
+        </w:rPr>
+        <w:instrText>ADDIN CSL_CITATION {"citationItems":[{"id":"ITEM-1","itemData":{"author":[{"dropping-particle":"","family":"Jason Brownlee","given":"","non-dropping-particle":"","parse-names":false,"suffix":""}],"id":"ITEM-1","issued":{"date-parts":[["2018"]]},"title":"Deep Learning for Time Series Forecasting: Predict the Future with MLPs ... - Jason Brownlee - Google Books","type":"article-journal"},"uris":["http://www.mendeley.com/documents/?uuid=b989c171-7418-4f8b-93d6-b80c688a597f"]}],"mendeley":{"formattedCitation":"[9]","plainTextFormattedCitation":"[9]","previouslyFormattedCitation":"[9]"},"properties":{"noteIndex":0},"schema":"https://github.com/citation-style-language/schema/raw/master/csl-citation.json"}</w:instrText>
+      </w:r>
+      <w:r>
+        <w:rPr>
+          <w:rFonts w:ascii="Times New Roman" w:eastAsia="Times New Roman" w:hAnsi="Times New Roman" w:cs="Times New Roman"/>
+        </w:rPr>
+        <w:fldChar w:fldCharType="separate"/>
+      </w:r>
+      <w:r>
+        <w:rPr>
+          <w:rFonts w:ascii="Times New Roman" w:eastAsia="Times New Roman" w:hAnsi="Times New Roman" w:cs="Times New Roman"/>
+          <w:noProof/>
+        </w:rPr>
+        <w:t>[9]</w:t>
+      </w:r>
+      <w:r>
+        <w:rPr>
+          <w:rFonts w:ascii="Times New Roman" w:eastAsia="Times New Roman" w:hAnsi="Times New Roman" w:cs="Times New Roman"/>
+        </w:rPr>
+        <w:fldChar w:fldCharType="end"/>
+      </w:r>
+      <w:r>
+        <w:rPr>
+          <w:rFonts w:ascii="Times New Roman" w:eastAsia="Times New Roman" w:hAnsi="Times New Roman" w:cs="Times New Roman"/>
+        </w:rPr>
+        <w:t>. Previous studies have reported that ANN-based approaches achieve competitive performance in credit scoring, credit approval prediction, and credit risk classification tasks</w:t>
+      </w:r>
+      <w:r>
+        <w:rPr>
+          <w:rFonts w:ascii="Times New Roman" w:eastAsia="Times New Roman" w:hAnsi="Times New Roman" w:cs="Times New Roman"/>
+        </w:rPr>
+        <w:t xml:space="preserve"> </w:t>
+      </w:r>
+      <w:r>
+        <w:rPr>
+          <w:rFonts w:ascii="Times New Roman" w:eastAsia="Times New Roman" w:hAnsi="Times New Roman" w:cs="Times New Roman"/>
+        </w:rPr>
+        <w:fldChar w:fldCharType="begin" w:fldLock="1"/>
+      </w:r>
+      <w:r>
+        <w:rPr>
+          <w:rFonts w:ascii="Times New Roman" w:eastAsia="Times New Roman" w:hAnsi="Times New Roman" w:cs="Times New Roman"/>
+        </w:rPr>
+        <w:instrText>ADDIN CSL_CITATION {"citationItems":[{"id":"ITEM-1","itemData":{"DOI":"10.33899/csmj.2023.142250.1079","ISSN":"1815-4816","author":[{"dropping-particle":"","family":"Mohammed Chachan Younis","given":"","non-dropping-particle":"","parse-names":false,"suffix":""},{"dropping-particle":"","family":"Raya Akram Hamdy","given":"","non-dropping-particle":"","parse-names":false,"suffix":""}],"container-title":"AL-Rafidain Journal of Computer Sciences and Mathematics","id":"ITEM-1","issue":"2","issued":{"date-parts":[["2023"]]},"page":"111-123","title":"Performance Evaluation of Artificial Neural Network Methods Based on Block Machine Learning Classification","type":"article-journal","volume":"17"},"uris":["http://www.mendeley.com/documents/?uuid=844c62fd-d1a1-44f2-a20f-9631b2ae9c13"]},{"id":"ITEM-2","itemData":{"ISBN":"9780128114322","abstract":"This article briefly introduces Artificial Neural Networks for beginners. In its first part, it describes the functioning of a single artificial neuron for simple binary classification tasks. The method is later generalized to single-layer networks, whose functioning is shown on simple multi-class classification tasks. Than, the fact that single-layer Neural Networks may fail to correctly classify non-linearly separable problems is shown by means of a simple example. Finally, multi-layer Neural Networks are presented, as more general methods, able to obtain satisfactory results potentially on any kind of classification problem, including non-linearly separable ones.","author":[{"dropping-particle":"","family":"Haykin","given":"Simon","non-dropping-particle":"","parse-names":false,"suffix":""}],"container-title":"Pearson Prentice Hall","id":"ITEM-2","issued":{"date-parts":[["2009"]]},"number-of-pages":"268-269","title":"Neural Newtorks and Learning Machines Third edition","type":"book"},"uris":["http://www.mendeley.com/documents/?uuid=fefde096-1ac0-4d9b-8afa-19d11dd8a61d"]}],"mendeley":{"formattedCitation":"[10], [11]","plainTextFormattedCitation":"[10], [11]","previouslyFormattedCitation":"[10], [11]"},"properties":{"noteIndex":0},"schema":"https://github.com/citation-style-language/schema/raw/master/csl-citation.json"}</w:instrText>
+      </w:r>
+      <w:r>
+        <w:rPr>
+          <w:rFonts w:ascii="Times New Roman" w:eastAsia="Times New Roman" w:hAnsi="Times New Roman" w:cs="Times New Roman"/>
+        </w:rPr>
+        <w:fldChar w:fldCharType="separate"/>
+      </w:r>
+      <w:r>
+        <w:rPr>
+          <w:rFonts w:ascii="Times New Roman" w:eastAsia="Times New Roman" w:hAnsi="Times New Roman" w:cs="Times New Roman"/>
+          <w:noProof/>
+        </w:rPr>
+        <w:t>[10], [11]</w:t>
+      </w:r>
+      <w:r>
+        <w:rPr>
+          <w:rFonts w:ascii="Times New Roman" w:eastAsia="Times New Roman" w:hAnsi="Times New Roman" w:cs="Times New Roman"/>
+        </w:rPr>
+        <w:fldChar w:fldCharType="end"/>
+      </w:r>
+      <w:r>
+        <w:rPr>
+          <w:rFonts w:ascii="Times New Roman" w:eastAsia="Times New Roman" w:hAnsi="Times New Roman" w:cs="Times New Roman"/>
+        </w:rPr>
+        <w:t xml:space="preserve">. Neural networks are particularly effective in modeling interactions among financial variables that are difficult to represent using traditional linear methods. Furthermore, recent surveys on machine learning-powered credit scoring indicate that neural network architectures remain among the most promising approaches </w:t>
       </w:r>
       <w:r>
         <w:rPr>
           <w:rFonts w:ascii="Times New Roman" w:eastAsia="Times New Roman" w:hAnsi="Times New Roman" w:cs="Times New Roman"/>
         </w:rPr>
         <w:lastRenderedPageBreak/>
-        <w:t>classification problems because of their adaptability and predictive capability [5], [6].</w:t>
-      </w:r>
-    </w:p>
-    <w:p>
-      <w:pPr>
-        <w:spacing w:after="0" w:line="240" w:lineRule="auto"/>
-        <w:jc w:val="both"/>
-        <w:rPr>
-          <w:rFonts w:ascii="Times New Roman" w:eastAsia="Times New Roman" w:hAnsi="Times New Roman" w:cs="Times New Roman"/>
-        </w:rPr>
-      </w:pPr>
-    </w:p>
-    <w:p>
-      <w:pPr>
-        <w:spacing w:after="0" w:line="240" w:lineRule="auto"/>
-        <w:jc w:val="both"/>
-        <w:rPr>
-          <w:rFonts w:ascii="Times New Roman" w:eastAsia="Times New Roman" w:hAnsi="Times New Roman" w:cs="Times New Roman"/>
-        </w:rPr>
-      </w:pPr>
-      <w:r>
-        <w:rPr>
-          <w:rFonts w:ascii="Times New Roman" w:eastAsia="Times New Roman" w:hAnsi="Times New Roman" w:cs="Times New Roman"/>
-        </w:rPr>
-        <w:t>Various machine learning and deep learning algorithms have been applied to credit scoring problems, including Logistic Regression, Decision Trees, Support Vector Machines, Random Forests, Gradient Boosting, and Deep Neural Networks. Comparative studies have shown that nonlinear models generally outperform linear models when handling complex financial datasets due to their ability to capture hidden patterns and multidimensional feature interactions [7], [8]. Recent research has also emphasized that credit scoring datasets often contain nonlinear relationships among demographic, behavioral, and financial attributes, making neural-network-based solutions particularly attractive for classification tasks [9], [10].</w:t>
-      </w:r>
-    </w:p>
-    <w:p>
-      <w:pPr>
-        <w:spacing w:after="0" w:line="240" w:lineRule="auto"/>
-        <w:jc w:val="both"/>
-        <w:rPr>
-          <w:rFonts w:ascii="Times New Roman" w:eastAsia="Times New Roman" w:hAnsi="Times New Roman" w:cs="Times New Roman"/>
-        </w:rPr>
-      </w:pPr>
-    </w:p>
-    <w:p>
-      <w:pPr>
-        <w:spacing w:after="0" w:line="240" w:lineRule="auto"/>
-        <w:jc w:val="both"/>
-        <w:rPr>
-          <w:rFonts w:ascii="Times New Roman" w:eastAsia="Times New Roman" w:hAnsi="Times New Roman" w:cs="Times New Roman"/>
-        </w:rPr>
-      </w:pPr>
-      <w:r>
-        <w:rPr>
-          <w:rFonts w:ascii="Times New Roman" w:eastAsia="Times New Roman" w:hAnsi="Times New Roman" w:cs="Times New Roman"/>
-        </w:rPr>
-        <w:t>One of the fundamental concepts underlying neural network development is logical representation. Logical operators such as AND, OR, and XOR have historically played an important role in the evolution of neural network architectures. AND and OR are linearly separable problems that can be solved using single-layer perceptrons, whereas XOR represents a nonlinear problem that requires hidden-layer representations. The XOR problem has long been recognized as a milestone in demonstrating the necessity of multilayer neural networks for solving complex classification tasks. Although numerous studies have investigated ANN applications in credit scoring, limited research has explored the impact of different logical neural representations, particularly AND-, OR-, and XOR-based architectures, on credit score classification performance.</w:t>
-      </w:r>
-    </w:p>
-    <w:p>
-      <w:pPr>
-        <w:spacing w:after="0" w:line="240" w:lineRule="auto"/>
-        <w:jc w:val="both"/>
-        <w:rPr>
-          <w:rFonts w:ascii="Times New Roman" w:eastAsia="Times New Roman" w:hAnsi="Times New Roman" w:cs="Times New Roman"/>
-        </w:rPr>
-      </w:pPr>
-    </w:p>
-    <w:p>
-      <w:pPr>
-        <w:spacing w:after="0" w:line="240" w:lineRule="auto"/>
-        <w:jc w:val="both"/>
-        <w:rPr>
-          <w:rFonts w:ascii="Times New Roman" w:eastAsia="Times New Roman" w:hAnsi="Times New Roman" w:cs="Times New Roman"/>
-        </w:rPr>
-      </w:pPr>
-      <w:r>
-        <w:rPr>
-          <w:rFonts w:ascii="Times New Roman" w:eastAsia="Times New Roman" w:hAnsi="Times New Roman" w:cs="Times New Roman"/>
-        </w:rPr>
-        <w:t xml:space="preserve">Based on the identified research gap, this study aims to compare the performance of Artificial Neural Networks inspired by AND, OR, and XOR logical representations for credit score classification. Using the Credit Score Classification dataset obtained from Kaggle, three neural architectures were developed and evaluated using accuracy, precision, recall, and F1-score metrics. The findings are expected to provide a deeper understanding of how logical neural representations influence classification </w:t>
-      </w:r>
-      <w:r>
-        <w:rPr>
-          <w:rFonts w:ascii="Times New Roman" w:eastAsia="Times New Roman" w:hAnsi="Times New Roman" w:cs="Times New Roman"/>
-        </w:rPr>
-        <w:t>performance and to demonstrate the effectiveness of nonlinear architectures for handling complex financial datasets.</w:t>
+        <w:t xml:space="preserve">for financial classification problems because of their adaptability and predictive capability </w:t>
+      </w:r>
+      <w:r>
+        <w:rPr>
+          <w:rFonts w:ascii="Times New Roman" w:eastAsia="Times New Roman" w:hAnsi="Times New Roman" w:cs="Times New Roman"/>
+        </w:rPr>
+        <w:fldChar w:fldCharType="begin" w:fldLock="1"/>
+      </w:r>
+      <w:r>
+        <w:rPr>
+          <w:rFonts w:ascii="Times New Roman" w:eastAsia="Times New Roman" w:hAnsi="Times New Roman" w:cs="Times New Roman"/>
+        </w:rPr>
+        <w:instrText>ADDIN CSL_CITATION {"citationItems":[{"id":"ITEM-1","itemData":{"DOI":"10.53759/7669/jmc202404020","ISBN":"9780387310732","ISSN":"27887669","abstract":"– This article aims to provide a concise overview of diverse methodologies employed at different stages of a pattern recognition system, highlighting contemporary research challenges and applications in this dynamic field. The integration of machine learning techniques has played a pivotal role in converging pattern recognition frameworks in academic literature. The process relies heavily on supervised or unsupervised categorization methods to achieve its objectives, with a notable focus on statistical approaches. More recently, there is a growing emphasis on incorporating neural network methodologies and insights from statistical learning theory. Designing an effective recognition system necessitates careful consideration of various factors, including pattern representation, pattern class definition, feature extraction, sensing environment, feature selection, classifier learning and design, cluster analysis, test and training sample selection, and performance assessment.","author":[{"dropping-particle":"","family":"Adugna","given":"Teshome Debushe","non-dropping-particle":"","parse-names":false,"suffix":""},{"dropping-particle":"","family":"Ramu","given":"Arulmurugan","non-dropping-particle":"","parse-names":false,"suffix":""},{"dropping-particle":"","family":"Haldorai","given":"Anandakumar","non-dropping-particle":"","parse-names":false,"suffix":""}],"container-title":"Journal of Machine and Computing","id":"ITEM-1","issue":"1","issued":{"date-parts":[["2024"]]},"number-of-pages":"210-220","title":"A Review of Pattern Recognition and Machine Learning","type":"book","volume":"4"},"uris":["http://www.mendeley.com/documents/?uuid=96134641-86be-4425-8441-35443f2b7608"]},{"id":"ITEM-2","itemData":{"DOI":"10.1007/s10710-017-9314-z","ISBN":"0262035618","ISSN":"1389-2576","abstract":"This article presents results from an international collaboration between college students and pre-service teachers in Norway and the UK. This research is part of a large, international project exploring and developing the interrelationship between mobile technology and teachers' perceptions of teaching and learning. Data was collected for this study through an on-line survey of 37 pre-service teachers followed by six semi-structured, in-depth interviews. The data analysis revealed the themes of collaboration, authenticity and professional learning through the use of mobile technology in the data. The collaboration enabled the use of the affordances of mobile technology to enhance the pre-service teachers' professional learning and the data suggested that this enhanced their emergent conceptions of teaching and learning.","author":[{"dropping-particle":"","family":"Heaton","given":"Jeff","non-dropping-particle":"","parse-names":false,"suffix":""}],"container-title":"Genetic Programming and Evolvable Machines","id":"ITEM-2","issue":"1-2","issued":{"date-parts":[["2018"]]},"page":"305-307","publisher":"Springer US","title":"Ian Goodfellow, Yoshua Bengio, and Aaron Courville: Deep learning","type":"article-journal","volume":"19"},"uris":["http://www.mendeley.com/documents/?uuid=8528294c-ed82-4830-9658-48db324bc23f"]}],"mendeley":{"formattedCitation":"[12], [13]","plainTextFormattedCitation":"[12], [13]","previouslyFormattedCitation":"[12], [13]"},"properties":{"noteIndex":0},"schema":"https://github.com/citation-style-language/schema/raw/master/csl-citation.json"}</w:instrText>
+      </w:r>
+      <w:r>
+        <w:rPr>
+          <w:rFonts w:ascii="Times New Roman" w:eastAsia="Times New Roman" w:hAnsi="Times New Roman" w:cs="Times New Roman"/>
+        </w:rPr>
+        <w:fldChar w:fldCharType="separate"/>
+      </w:r>
+      <w:r>
+        <w:rPr>
+          <w:rFonts w:ascii="Times New Roman" w:eastAsia="Times New Roman" w:hAnsi="Times New Roman" w:cs="Times New Roman"/>
+          <w:noProof/>
+        </w:rPr>
+        <w:t>[12], [13]</w:t>
+      </w:r>
+      <w:r>
+        <w:rPr>
+          <w:rFonts w:ascii="Times New Roman" w:eastAsia="Times New Roman" w:hAnsi="Times New Roman" w:cs="Times New Roman"/>
+        </w:rPr>
+        <w:fldChar w:fldCharType="end"/>
+      </w:r>
+      <w:r>
+        <w:rPr>
+          <w:rFonts w:ascii="Times New Roman" w:eastAsia="Times New Roman" w:hAnsi="Times New Roman" w:cs="Times New Roman"/>
+        </w:rPr>
+        <w:t>.</w:t>
+      </w:r>
+    </w:p>
+    <w:p>
+      <w:pPr>
+        <w:spacing w:after="0" w:line="240" w:lineRule="auto"/>
+        <w:jc w:val="both"/>
+        <w:rPr>
+          <w:rFonts w:ascii="Times New Roman" w:eastAsia="Times New Roman" w:hAnsi="Times New Roman" w:cs="Times New Roman"/>
+        </w:rPr>
+      </w:pPr>
+    </w:p>
+    <w:p>
+      <w:pPr>
+        <w:spacing w:after="0" w:line="240" w:lineRule="auto"/>
+        <w:jc w:val="both"/>
+        <w:rPr>
+          <w:rFonts w:ascii="Times New Roman" w:eastAsia="Times New Roman" w:hAnsi="Times New Roman" w:cs="Times New Roman"/>
+        </w:rPr>
+      </w:pPr>
+      <w:r>
+        <w:rPr>
+          <w:rFonts w:ascii="Times New Roman" w:eastAsia="Times New Roman" w:hAnsi="Times New Roman" w:cs="Times New Roman"/>
+        </w:rPr>
+        <w:t>Various machine learning and deep learning algorithms have been applied to credit scoring problems, including Logistic Regression, Decision Trees, Support Vector Machines, Random Forests, Gradient Boosting, and Deep Neural Networks</w:t>
+      </w:r>
+      <w:r>
+        <w:rPr>
+          <w:rFonts w:ascii="Times New Roman" w:eastAsia="Times New Roman" w:hAnsi="Times New Roman" w:cs="Times New Roman"/>
+        </w:rPr>
+        <w:t xml:space="preserve"> </w:t>
+      </w:r>
+      <w:r>
+        <w:rPr>
+          <w:rFonts w:ascii="Times New Roman" w:eastAsia="Times New Roman" w:hAnsi="Times New Roman" w:cs="Times New Roman"/>
+        </w:rPr>
+        <w:fldChar w:fldCharType="begin" w:fldLock="1"/>
+      </w:r>
+      <w:r>
+        <w:rPr>
+          <w:rFonts w:ascii="Times New Roman" w:eastAsia="Times New Roman" w:hAnsi="Times New Roman" w:cs="Times New Roman"/>
+        </w:rPr>
+        <w:instrText>ADDIN CSL_CITATION {"citationItems":[{"id":"ITEM-1","itemData":{"DOI":"10.1007/978-3-642-61068-4","ISBN":"978-3-540-60505-8","author":[{"dropping-particle":"","family":"Rojas","given":"Raúl","non-dropping-particle":"","parse-names":false,"suffix":""}],"id":"ITEM-1","issued":{"date-parts":[["1996"]]},"publisher":"Springer Berlin Heidelberg","publisher-place":"Berlin, Heidelberg","title":"Neural Networks","type":"book"},"uris":["http://www.mendeley.com/documents/?uuid=73455d61-0686-46fc-9dbe-9457b529d9cc"]}],"mendeley":{"formattedCitation":"[14]","plainTextFormattedCitation":"[14]","previouslyFormattedCitation":"[14]"},"properties":{"noteIndex":0},"schema":"https://github.com/citation-style-language/schema/raw/master/csl-citation.json"}</w:instrText>
+      </w:r>
+      <w:r>
+        <w:rPr>
+          <w:rFonts w:ascii="Times New Roman" w:eastAsia="Times New Roman" w:hAnsi="Times New Roman" w:cs="Times New Roman"/>
+        </w:rPr>
+        <w:fldChar w:fldCharType="separate"/>
+      </w:r>
+      <w:r>
+        <w:rPr>
+          <w:rFonts w:ascii="Times New Roman" w:eastAsia="Times New Roman" w:hAnsi="Times New Roman" w:cs="Times New Roman"/>
+          <w:noProof/>
+        </w:rPr>
+        <w:t>[14]</w:t>
+      </w:r>
+      <w:r>
+        <w:rPr>
+          <w:rFonts w:ascii="Times New Roman" w:eastAsia="Times New Roman" w:hAnsi="Times New Roman" w:cs="Times New Roman"/>
+        </w:rPr>
+        <w:fldChar w:fldCharType="end"/>
+      </w:r>
+      <w:r>
+        <w:rPr>
+          <w:rFonts w:ascii="Times New Roman" w:eastAsia="Times New Roman" w:hAnsi="Times New Roman" w:cs="Times New Roman"/>
+        </w:rPr>
+        <w:t xml:space="preserve">. Comparative studies have shown that nonlinear models generally outperform linear models when handling complex financial datasets due to their ability to capture hidden patterns and multidimensional feature interactions </w:t>
+      </w:r>
+      <w:r>
+        <w:rPr>
+          <w:rFonts w:ascii="Times New Roman" w:eastAsia="Times New Roman" w:hAnsi="Times New Roman" w:cs="Times New Roman"/>
+        </w:rPr>
+        <w:fldChar w:fldCharType="begin" w:fldLock="1"/>
+      </w:r>
+      <w:r>
+        <w:rPr>
+          <w:rFonts w:ascii="Times New Roman" w:eastAsia="Times New Roman" w:hAnsi="Times New Roman" w:cs="Times New Roman"/>
+        </w:rPr>
+        <w:instrText>ADDIN CSL_CITATION {"citationItems":[{"id":"ITEM-1","itemData":{"DOI":"10.1037/h0042519","ISSN":"0033295X","PMID":"13602029","abstract":"To answer the questions of how information about the physical world is sensed, in what form is information remembered, and how does information retained in memory influence recognition and behavior, a theory is developed for a hypothetical nervous system called a perceptron. The theory serves as a bridge between biophysics and psychology. It is possible to predict learning curves from neurological variables and vice versa. The quantitative statistical approach is fruitful in the understanding of the organization of cognitive systems. 18 references. (PsycINFO Database Record (c) 2006 APA, all rights reserved). © 1958 American Psychological Association.","author":[{"dropping-particle":"","family":"Rosenblatt","given":"F.","non-dropping-particle":"","parse-names":false,"suffix":""}],"container-title":"Psychological Review","id":"ITEM-1","issue":"6","issued":{"date-parts":[["1958"]]},"page":"386-408","title":"The perceptron: A probabilistic model for information storage and organization in the brain","type":"article-journal","volume":"65"},"uris":["http://www.mendeley.com/documents/?uuid=8662f6dc-e4a5-40ab-ac50-068dbc461f1d"]}],"mendeley":{"formattedCitation":"[15]","plainTextFormattedCitation":"[15]","previouslyFormattedCitation":"[15]"},"properties":{"noteIndex":0},"schema":"https://github.com/citation-style-language/schema/raw/master/csl-citation.json"}</w:instrText>
+      </w:r>
+      <w:r>
+        <w:rPr>
+          <w:rFonts w:ascii="Times New Roman" w:eastAsia="Times New Roman" w:hAnsi="Times New Roman" w:cs="Times New Roman"/>
+        </w:rPr>
+        <w:fldChar w:fldCharType="separate"/>
+      </w:r>
+      <w:r>
+        <w:rPr>
+          <w:rFonts w:ascii="Times New Roman" w:eastAsia="Times New Roman" w:hAnsi="Times New Roman" w:cs="Times New Roman"/>
+          <w:noProof/>
+        </w:rPr>
+        <w:t>[15]</w:t>
+      </w:r>
+      <w:r>
+        <w:rPr>
+          <w:rFonts w:ascii="Times New Roman" w:eastAsia="Times New Roman" w:hAnsi="Times New Roman" w:cs="Times New Roman"/>
+        </w:rPr>
+        <w:fldChar w:fldCharType="end"/>
+      </w:r>
+      <w:r>
+        <w:rPr>
+          <w:rFonts w:ascii="Times New Roman" w:eastAsia="Times New Roman" w:hAnsi="Times New Roman" w:cs="Times New Roman"/>
+        </w:rPr>
+        <w:t>. Recent research has also emphasized that credit scoring datasets often contain nonlinear relationships among demographic, behavioral, and financial attributes, making neural-network-based solutions particularly attractive for classification tasks .</w:t>
+      </w:r>
+    </w:p>
+    <w:p>
+      <w:pPr>
+        <w:spacing w:after="0" w:line="240" w:lineRule="auto"/>
+        <w:jc w:val="both"/>
+        <w:rPr>
+          <w:rFonts w:ascii="Times New Roman" w:eastAsia="Times New Roman" w:hAnsi="Times New Roman" w:cs="Times New Roman"/>
+        </w:rPr>
+      </w:pPr>
+    </w:p>
+    <w:p>
+      <w:pPr>
+        <w:spacing w:after="0" w:line="240" w:lineRule="auto"/>
+        <w:jc w:val="both"/>
+        <w:rPr>
+          <w:rFonts w:ascii="Times New Roman" w:eastAsia="Times New Roman" w:hAnsi="Times New Roman" w:cs="Times New Roman"/>
+        </w:rPr>
+      </w:pPr>
+      <w:r>
+        <w:rPr>
+          <w:rFonts w:ascii="Times New Roman" w:eastAsia="Times New Roman" w:hAnsi="Times New Roman" w:cs="Times New Roman"/>
+        </w:rPr>
+        <w:t>One of the fundamental concepts underlying neural network development is logical representation. Logical operators such as AND, OR, and XOR have historically played an important role in the evolution of neural network architectures</w:t>
+      </w:r>
+      <w:r>
+        <w:rPr>
+          <w:rFonts w:ascii="Times New Roman" w:eastAsia="Times New Roman" w:hAnsi="Times New Roman" w:cs="Times New Roman"/>
+        </w:rPr>
+        <w:t xml:space="preserve"> </w:t>
+      </w:r>
+      <w:r>
+        <w:rPr>
+          <w:rFonts w:ascii="Times New Roman" w:eastAsia="Times New Roman" w:hAnsi="Times New Roman" w:cs="Times New Roman"/>
+        </w:rPr>
+        <w:fldChar w:fldCharType="begin" w:fldLock="1"/>
+      </w:r>
+      <w:r>
+        <w:rPr>
+          <w:rFonts w:ascii="Times New Roman" w:eastAsia="Times New Roman" w:hAnsi="Times New Roman" w:cs="Times New Roman"/>
+        </w:rPr>
+        <w:instrText>ADDIN CSL_CITATION {"citationItems":[{"id":"ITEM-1","itemData":{"DOI":"10.1007/978-3-642-61068-4","ISBN":"978-3-540-60505-8","author":[{"dropping-particle":"","family":"Rojas","given":"Raúl","non-dropping-particle":"","parse-names":false,"suffix":""}],"id":"ITEM-1","issued":{"date-parts":[["1996"]]},"publisher":"Springer Berlin Heidelberg","publisher-place":"Berlin, Heidelberg","title":"Neural Networks","type":"book"},"uris":["http://www.mendeley.com/documents/?uuid=73455d61-0686-46fc-9dbe-9457b529d9cc"]}],"mendeley":{"formattedCitation":"[14]","plainTextFormattedCitation":"[14]","previouslyFormattedCitation":"[14]"},"properties":{"noteIndex":0},"schema":"https://github.com/citation-style-language/schema/raw/master/csl-citation.json"}</w:instrText>
+      </w:r>
+      <w:r>
+        <w:rPr>
+          <w:rFonts w:ascii="Times New Roman" w:eastAsia="Times New Roman" w:hAnsi="Times New Roman" w:cs="Times New Roman"/>
+        </w:rPr>
+        <w:fldChar w:fldCharType="separate"/>
+      </w:r>
+      <w:r>
+        <w:rPr>
+          <w:rFonts w:ascii="Times New Roman" w:eastAsia="Times New Roman" w:hAnsi="Times New Roman" w:cs="Times New Roman"/>
+          <w:noProof/>
+        </w:rPr>
+        <w:t>[14]</w:t>
+      </w:r>
+      <w:r>
+        <w:rPr>
+          <w:rFonts w:ascii="Times New Roman" w:eastAsia="Times New Roman" w:hAnsi="Times New Roman" w:cs="Times New Roman"/>
+        </w:rPr>
+        <w:fldChar w:fldCharType="end"/>
+      </w:r>
+      <w:r>
+        <w:rPr>
+          <w:rFonts w:ascii="Times New Roman" w:eastAsia="Times New Roman" w:hAnsi="Times New Roman" w:cs="Times New Roman"/>
+        </w:rPr>
+        <w:fldChar w:fldCharType="begin" w:fldLock="1"/>
+      </w:r>
+      <w:r>
+        <w:rPr>
+          <w:rFonts w:ascii="Times New Roman" w:eastAsia="Times New Roman" w:hAnsi="Times New Roman" w:cs="Times New Roman"/>
+        </w:rPr>
+        <w:instrText>ADDIN CSL_CITATION {"citationItems":[{"id":"ITEM-1","itemData":{"DOI":"10.3390/ai7060211","ISSN":"2673-2688","abstract":"Point-of-sale (POS) consumer credit represents the most rapidly expanding retail-lending channel within the emerging Eurasian markets, necessitating a stringent operational framework for the underwriting model: the decision must be rendered within a mere few hundred milliseconds during the in-store checkout process, while the inputs are constrained to what the application XML is capable of conveying. This research endeavors to develop, internally validate, and operationally delineate a hybrid, explainable artificial intelligence framework aimed at POS credit scoring within the production portfolio of Kazakhstan’s largest second-tier bank. The architectural framework is delineated along two orthogonal dimensions—client tenure and decision-making channel—resulting in the formulation of three distinct production models: two transparent Weight of Evidence–Logistic Regression scorecards tailored for the real-time channel, and one isotonically-calibrated stacked ensemble (comprising LightGBM, CatBoost, and a three-layer neural network) designated for the batch channel. The selection of hyperparameters was conducted utilising Bayesian optimization within the context of stratified five-fold cross-validation. The digital scorecards achieve an area under the receiver operating characteristic curve (AUROC) of 0.847 and 0.835, whereas the offline ensemble enhances performance to an AUROC of 0.918, accompanied by a Kolmogorov–Smirnov statistic of 0.682 and a Gini coefficient of 0.836. The population stability indices persist below the threshold of 0.07, while isotonic recalibration effectively reduces the Brier score by 18%. Furthermore, an extensive examination of fairness demonstrates variations in approval rates within a margin of ±1.2 percentage points—and equalised-odds gaps below 1.5 percentage points in the true-positive rate and 0.7 percentage points in the false-positive rate—across multiple demographic factors such as gender, age, and distinctions between urban and rural classifications, thus establishing an artificial intelligence framework that is both regulatorily compliant and interpretable, aligning with the directives set forth by the Agency of the Republic of Kazakhstan for Regulation and Development of the Financial Market.","author":[{"dropping-particle":"","family":"Zakariya","given":"Gulnaz","non-dropping-particle":"","parse-names":false,"suffix":""},{"dropping-particle":"","family":"Moldagulova","given":"Aiman","non-dropping-particle":"","parse-names":false,"suffix":""},{"dropping-particle":"","family":"Ali","given":"Nor’ashikin","non-dropping-particle":"","parse-names":false,"suffix":""}],"container-title":"AI","id":"ITEM-1","issue":"6","issued":{"date-parts":[["2026","6","9"]]},"page":"211","title":"An Explainable Hybrid AI Framework for Real-Time Point-of-Sale Credit Scoring","type":"article-journal","volume":"7"},"uris":["http://www.mendeley.com/documents/?uuid=298840a1-0246-49d3-a3dd-23ae4e0b69f4"]},{"id":"ITEM-2","itemData":{"DOI":"10.1109/ACCESS.2025.3591005","ISSN":"21693536","abstract":"The increasing complexity and volume of financial and behavioral data in modern credit scoring and risk assessment present significant challenges to traditional modeling methods. Existing approaches often struggle with integrating structured numerical records and unstructured user behavior signals, limiting their ability to capture meaningful temporal and non-linear patterns. In the swiftly transforming domain of computational science, the incorporation of sophisticated machine learning algorithms has emerged as a critical driver in addressing these challenges. Although traditional statistical approaches provide foundational value, they frequently fall short when faced with the task of capturing the nuanced, non-linear associations embedded within extensive datasets, thereby limiting predictive precision. To address these shortcomings, we propose an innovative deep learning paradigm that effectively integrates structured financial information with unstructured behavioral data, thereby bolstering the reliability and accuracy of predictive analytics. Our approach features a thorough feature engineering pipeline that includes statistical indicators, temporal trends, and aggregated financial attributes—aimed at constructing a comprehensive representation of the data environment. At the core of our framework is a hybrid neural network architecture, which leverages Long Short-Term Memory (LSTM) units to handle sequential dependencies alongside dense layers that model complex interactions among features. This configuration enables the simultaneous learning of both temporal dynamics and high-level abstractions. To prevent overfitting and to promote better generalization, we incorporate adaptive regularization strategies that adjust penalization levels in response to validation metrics. We confront the issue of class imbalance by applying dynamic re-sampling and weight adjustment techniques, ensuring balanced model performance across varied data segments. Extensive evaluations on standard datasets validate the effectiveness of our proposed model, revealing enhanced prediction accuracy and model interpretability when compared to more traditional techniques. These results highlight the promise of advanced deep learning integration in computational science applications, offering a pathway toward more insightful and dependable predictive solutions.","author":[{"dropping-particle":"","family":"Shi","given":"Xi","non-dropping-particle":"","parse-names":false,"suffix":""},{"dropping-particle":"","family":"Tang","given":"Dingfen","non-dropping-particle":"","parse-names":false,"suffix":""},{"dropping-particle":"","family":"Yu","given":"Yike","non-dropping-particle":"","parse-names":false,"suffix":""}],"container-title":"IEEE Access","id":"ITEM-2","issued":{"date-parts":[["2025"]]},"page":"130731-130746","publisher":"IEEE","title":"Credit Scoring Prediction Using Deep Learning Models in the Financial Sector","type":"article-journal","volume":"13"},"uris":["http://www.mendeley.com/documents/?uuid=41690c6d-2493-417d-af73-829b6409faff"]},{"id":"ITEM-3","itemData":{"DOI":"10.1016/j.ememar.2025.101424","ISSN":"15660141","author":[{"dropping-particle":"","family":"Chacon","given":"David Ugarte","non-dropping-particle":"","parse-names":false,"suffix":""},{"dropping-particle":"","family":"Lee","given":"Seohyun","non-dropping-particle":"","parse-names":false,"suffix":""},{"dropping-particle":"","family":"Park","given":"Jaehyuk","non-dropping-particle":"","parse-names":false,"suffix":""}],"container-title":"Emerging Markets Review","id":"ITEM-3","issued":{"date-parts":[["2026","3"]]},"page":"101424","title":"An explainable machine learning model for consumer credit scoring in Mexico","type":"article-journal","volume":"71"},"uris":["http://www.mendeley.com/documents/?uuid=b854f83b-15bd-429d-bf8a-546ae1f5448d"]}],"mendeley":{"formattedCitation":"[16], [17], [18]","plainTextFormattedCitation":"[16], [17], [18]"},"properties":{"noteIndex":0},"schema":"https://github.com/citation-style-language/schema/raw/master/csl-citation.json"}</w:instrText>
+      </w:r>
+      <w:r>
+        <w:rPr>
+          <w:rFonts w:ascii="Times New Roman" w:eastAsia="Times New Roman" w:hAnsi="Times New Roman" w:cs="Times New Roman"/>
+        </w:rPr>
+        <w:fldChar w:fldCharType="separate"/>
+      </w:r>
+      <w:r>
+        <w:rPr>
+          <w:rFonts w:ascii="Times New Roman" w:eastAsia="Times New Roman" w:hAnsi="Times New Roman" w:cs="Times New Roman"/>
+          <w:noProof/>
+        </w:rPr>
+        <w:t>[16], [17], [18]</w:t>
+      </w:r>
+      <w:r>
+        <w:rPr>
+          <w:rFonts w:ascii="Times New Roman" w:eastAsia="Times New Roman" w:hAnsi="Times New Roman" w:cs="Times New Roman"/>
+        </w:rPr>
+        <w:fldChar w:fldCharType="end"/>
+      </w:r>
+      <w:r>
+        <w:rPr>
+          <w:rFonts w:ascii="Times New Roman" w:eastAsia="Times New Roman" w:hAnsi="Times New Roman" w:cs="Times New Roman"/>
+        </w:rPr>
+        <w:t>. AND and OR are linearly separable problems that can be solved using single-layer perceptrons, whereas XOR represents a nonlinear problem that requires hidden-layer representations. The XOR problem has long been recognized as a milestone in demonstrating the necessity of multilayer neural networks for solving complex classification tasks. Although numerous studies have investigated ANN applications in credit scoring, limited research has explored the impact of different logical neural representations, particularly AND-, OR-, and XOR-based architectures, on credit score classification performance</w:t>
+      </w:r>
+      <w:r>
+        <w:rPr>
+          <w:rFonts w:ascii="Times New Roman" w:eastAsia="Times New Roman" w:hAnsi="Times New Roman" w:cs="Times New Roman"/>
+        </w:rPr>
+        <w:t xml:space="preserve"> </w:t>
+      </w:r>
+      <w:r>
+        <w:rPr>
+          <w:rFonts w:ascii="Times New Roman" w:eastAsia="Times New Roman" w:hAnsi="Times New Roman" w:cs="Times New Roman"/>
+        </w:rPr>
+        <w:fldChar w:fldCharType="begin" w:fldLock="1"/>
+      </w:r>
+      <w:r>
+        <w:rPr>
+          <w:rFonts w:ascii="Times New Roman" w:eastAsia="Times New Roman" w:hAnsi="Times New Roman" w:cs="Times New Roman"/>
+        </w:rPr>
+        <w:instrText>ADDIN CSL_CITATION {"citationItems":[{"id":"ITEM-1","itemData":{"DOI":"10.3390/ai7060211","ISSN":"2673-2688","abstract":"Point-of-sale (POS) consumer credit represents the most rapidly expanding retail-lending channel within the emerging Eurasian markets, necessitating a stringent operational framework for the underwriting model: the decision must be rendered within a mere few hundred milliseconds during the in-store checkout process, while the inputs are constrained to what the application XML is capable of conveying. This research endeavors to develop, internally validate, and operationally delineate a hybrid, explainable artificial intelligence framework aimed at POS credit scoring within the production portfolio of Kazakhstan’s largest second-tier bank. The architectural framework is delineated along two orthogonal dimensions—client tenure and decision-making channel—resulting in the formulation of three distinct production models: two transparent Weight of Evidence–Logistic Regression scorecards tailored for the real-time channel, and one isotonically-calibrated stacked ensemble (comprising LightGBM, CatBoost, and a three-layer neural network) designated for the batch channel. The selection of hyperparameters was conducted utilising Bayesian optimization within the context of stratified five-fold cross-validation. The digital scorecards achieve an area under the receiver operating characteristic curve (AUROC) of 0.847 and 0.835, whereas the offline ensemble enhances performance to an AUROC of 0.918, accompanied by a Kolmogorov–Smirnov statistic of 0.682 and a Gini coefficient of 0.836. The population stability indices persist below the threshold of 0.07, while isotonic recalibration effectively reduces the Brier score by 18%. Furthermore, an extensive examination of fairness demonstrates variations in approval rates within a margin of ±1.2 percentage points—and equalised-odds gaps below 1.5 percentage points in the true-positive rate and 0.7 percentage points in the false-positive rate—across multiple demographic factors such as gender, age, and distinctions between urban and rural classifications, thus establishing an artificial intelligence framework that is both regulatorily compliant and interpretable, aligning with the directives set forth by the Agency of the Republic of Kazakhstan for Regulation and Development of the Financial Market.","author":[{"dropping-particle":"","family":"Zakariya","given":"Gulnaz","non-dropping-particle":"","parse-names":false,"suffix":""},{"dropping-particle":"","family":"Moldagulova","given":"Aiman","non-dropping-particle":"","parse-names":false,"suffix":""},{"dropping-particle":"","family":"Ali","given":"Nor’ashikin","non-dropping-particle":"","parse-names":false,"suffix":""}],"container-title":"AI","id":"ITEM-1","issue":"6","issued":{"date-parts":[["2026","6","9"]]},"page":"211","title":"An Explainable Hybrid AI Framework for Real-Time Point-of-Sale Credit Scoring","type":"article-journal","volume":"7"},"uris":["http://www.mendeley.com/documents/?uuid=298840a1-0246-49d3-a3dd-23ae4e0b69f4"]}],"mendeley":{"formattedCitation":"[16]","plainTextFormattedCitation":"[16]","previouslyFormattedCitation":"[16]"},"properties":{"noteIndex":0},"schema":"https://github.com/citation-style-language/schema/raw/master/csl-citation.json"}</w:instrText>
+      </w:r>
+      <w:r>
+        <w:rPr>
+          <w:rFonts w:ascii="Times New Roman" w:eastAsia="Times New Roman" w:hAnsi="Times New Roman" w:cs="Times New Roman"/>
+        </w:rPr>
+        <w:fldChar w:fldCharType="separate"/>
+      </w:r>
+      <w:r>
+        <w:rPr>
+          <w:rFonts w:ascii="Times New Roman" w:eastAsia="Times New Roman" w:hAnsi="Times New Roman" w:cs="Times New Roman"/>
+          <w:noProof/>
+        </w:rPr>
+        <w:t>[16]</w:t>
+      </w:r>
+      <w:r>
+        <w:rPr>
+          <w:rFonts w:ascii="Times New Roman" w:eastAsia="Times New Roman" w:hAnsi="Times New Roman" w:cs="Times New Roman"/>
+        </w:rPr>
+        <w:fldChar w:fldCharType="end"/>
+      </w:r>
+      <w:r>
+        <w:rPr>
+          <w:rFonts w:ascii="Times New Roman" w:eastAsia="Times New Roman" w:hAnsi="Times New Roman" w:cs="Times New Roman"/>
+        </w:rPr>
+        <w:t>.</w:t>
+      </w:r>
+    </w:p>
+    <w:p>
+      <w:pPr>
+        <w:spacing w:after="0" w:line="240" w:lineRule="auto"/>
+        <w:jc w:val="both"/>
+        <w:rPr>
+          <w:rFonts w:ascii="Times New Roman" w:eastAsia="Times New Roman" w:hAnsi="Times New Roman" w:cs="Times New Roman"/>
+        </w:rPr>
+      </w:pPr>
+    </w:p>
+    <w:p>
+      <w:pPr>
+        <w:spacing w:after="0" w:line="240" w:lineRule="auto"/>
+        <w:jc w:val="both"/>
+        <w:rPr>
+          <w:rFonts w:ascii="Times New Roman" w:eastAsia="Times New Roman" w:hAnsi="Times New Roman" w:cs="Times New Roman"/>
+        </w:rPr>
+      </w:pPr>
+      <w:r>
+        <w:rPr>
+          <w:rFonts w:ascii="Times New Roman" w:eastAsia="Times New Roman" w:hAnsi="Times New Roman" w:cs="Times New Roman"/>
+        </w:rPr>
+        <w:t>Based on the identified research gap, this study aims to compare the performance of Artificial Neural Networks inspired by AND, OR, and XOR logical representations for credit score classification</w:t>
+      </w:r>
+      <w:r>
+        <w:rPr>
+          <w:rFonts w:ascii="Times New Roman" w:eastAsia="Times New Roman" w:hAnsi="Times New Roman" w:cs="Times New Roman"/>
+        </w:rPr>
+        <w:t xml:space="preserve"> </w:t>
+      </w:r>
+      <w:r>
+        <w:rPr>
+          <w:rFonts w:ascii="Times New Roman" w:eastAsia="Times New Roman" w:hAnsi="Times New Roman" w:cs="Times New Roman"/>
+        </w:rPr>
+        <w:fldChar w:fldCharType="begin" w:fldLock="1"/>
+      </w:r>
+      <w:r>
+        <w:rPr>
+          <w:rFonts w:ascii="Times New Roman" w:eastAsia="Times New Roman" w:hAnsi="Times New Roman" w:cs="Times New Roman"/>
+        </w:rPr>
+        <w:instrText>ADDIN CSL_CITATION {"citationItems":[{"id":"ITEM-1","itemData":{"DOI":"10.1016/j.asoc.2025.112771","ISSN":"15684946","author":[{"dropping-particle":"","family":"Tavakoli","given":"Mahsa","non-dropping-particle":"","parse-names":false,"suffix":""},{"dropping-particle":"","family":"Chandra","given":"Rohitash","non-dropping-particle":"","parse-names":false,"suffix":""},{"dropping-particle":"","family":"Tian","given":"Fengrui","non-dropping-particle":"","parse-names":false,"suffix":""},{"dropping-particle":"","family":"Bravo","given":"Cristián","non-dropping-particle":"","parse-names":false,"suffix":""}],"container-title":"Applied Soft Computing","id":"ITEM-1","issued":{"date-parts":[["2025","3"]]},"page":"112771","title":"Multi-modal deep learning for credit rating prediction using text and numerical data streams","type":"article-journal","volume":"171"},"uris":["http://www.mendeley.com/documents/?uuid=96db9545-67ac-40e2-9039-8bfa3929c344"]}],"mendeley":{"formattedCitation":"[19]","plainTextFormattedCitation":"[19]","previouslyFormattedCitation":"[17]"},"properties":{"noteIndex":0},"schema":"https://github.com/citation-style-language/schema/raw/master/csl-citation.json"}</w:instrText>
+      </w:r>
+      <w:r>
+        <w:rPr>
+          <w:rFonts w:ascii="Times New Roman" w:eastAsia="Times New Roman" w:hAnsi="Times New Roman" w:cs="Times New Roman"/>
+        </w:rPr>
+        <w:fldChar w:fldCharType="separate"/>
+      </w:r>
+      <w:r>
+        <w:rPr>
+          <w:rFonts w:ascii="Times New Roman" w:eastAsia="Times New Roman" w:hAnsi="Times New Roman" w:cs="Times New Roman"/>
+          <w:noProof/>
+        </w:rPr>
+        <w:t>[19]</w:t>
+      </w:r>
+      <w:r>
+        <w:rPr>
+          <w:rFonts w:ascii="Times New Roman" w:eastAsia="Times New Roman" w:hAnsi="Times New Roman" w:cs="Times New Roman"/>
+        </w:rPr>
+        <w:fldChar w:fldCharType="end"/>
+      </w:r>
+      <w:r>
+        <w:rPr>
+          <w:rFonts w:ascii="Times New Roman" w:eastAsia="Times New Roman" w:hAnsi="Times New Roman" w:cs="Times New Roman"/>
+        </w:rPr>
+        <w:t xml:space="preserve">. Using the Credit Score Classification dataset obtained from Kaggle, three neural architectures were developed and evaluated using accuracy, precision, recall, and F1-score metrics. The findings are expected to provide a deeper understanding of how logical </w:t>
+      </w:r>
+      <w:r>
+        <w:rPr>
+          <w:rFonts w:ascii="Times New Roman" w:eastAsia="Times New Roman" w:hAnsi="Times New Roman" w:cs="Times New Roman"/>
+        </w:rPr>
+        <w:t>neural representations influence classification performance and to demonstrate the effectiveness of nonlinear architectures for handling complex financial datasets.</w:t>
       </w:r>
     </w:p>
     <w:p>
@@ -860,14 +1223,14 @@
         <w:rPr>
           <w:rFonts w:ascii="Times New Roman" w:eastAsia="Times New Roman" w:hAnsi="Times New Roman" w:cs="Times New Roman"/>
         </w:rPr>
-        <w:t xml:space="preserve">Data preprocessing was conducted to improve data quality and ensure that all variables could be effectively processed by the Artificial Neural Network (ANN) models. The preprocessing procedure consisted of several stages. First, irrelevant attributes, including ID, Customer_ID, Name, and SSN, were removed because they did not contribute to the prediction process. Next, data cleaning was performed to eliminate invalid characters and correct inconsistent values found in numerical attributes. Unreasonable age values, specifically those below 18 years and above 100 years, were identified and treated as missing values to maintain data reliability. Missing values were then handled through imputation, where the median was applied to numerical attributes and the mode was used for categorical attributes. Subsequently, label encoding was performed on categorical variables such as </w:t>
+        <w:t xml:space="preserve">Data preprocessing was conducted to improve data quality and ensure that all variables could be effectively processed by the Artificial Neural Network (ANN) models. The preprocessing procedure consisted of several stages. First, irrelevant attributes, including ID, Customer_ID, Name, and SSN, were removed because they did not contribute to the prediction process. Next, data cleaning was performed to eliminate invalid characters and correct inconsistent values found in numerical attributes. Unreasonable age values, specifically those below 18 years and above 100 years, were identified and treated as missing values to maintain data reliability. Missing values were then handled through imputation, where the median was applied to numerical attributes and the mode was used for categorical attributes. Subsequently, label encoding was </w:t>
       </w:r>
       <w:r>
         <w:rPr>
           <w:rFonts w:ascii="Times New Roman" w:eastAsia="Times New Roman" w:hAnsi="Times New Roman" w:cs="Times New Roman"/>
         </w:rPr>
         <w:lastRenderedPageBreak/>
-        <w:t>Occupation,</w:t>
+        <w:t>performed on categorical variables such as Occupation,</w:t>
       </w:r>
       <w:r>
         <w:rPr>
@@ -1080,23 +1443,6 @@
           <w:rFonts w:ascii="Times New Roman" w:eastAsia="Times New Roman" w:hAnsi="Times New Roman" w:cs="Times New Roman"/>
         </w:rPr>
       </w:pPr>
-      <w:r>
-        <w:rPr>
-          <w:rFonts w:ascii="Times New Roman" w:eastAsia="Times New Roman" w:hAnsi="Times New Roman" w:cs="Times New Roman"/>
-        </w:rPr>
-        <w:t>Gambar and</w:t>
-      </w:r>
-    </w:p>
-    <w:p>
-      <w:pPr>
-        <w:pStyle w:val="ListParagraph"/>
-        <w:spacing w:after="0" w:line="240" w:lineRule="auto"/>
-        <w:ind w:left="284"/>
-        <w:jc w:val="both"/>
-        <w:rPr>
-          <w:rFonts w:ascii="Times New Roman" w:eastAsia="Times New Roman" w:hAnsi="Times New Roman" w:cs="Times New Roman"/>
-        </w:rPr>
-      </w:pPr>
     </w:p>
     <w:p>
       <w:pPr>
@@ -1146,23 +1492,6 @@
           <w:rFonts w:ascii="Times New Roman" w:eastAsia="Times New Roman" w:hAnsi="Times New Roman" w:cs="Times New Roman"/>
         </w:rPr>
       </w:pPr>
-      <w:r>
-        <w:rPr>
-          <w:rFonts w:ascii="Times New Roman" w:eastAsia="Times New Roman" w:hAnsi="Times New Roman" w:cs="Times New Roman"/>
-        </w:rPr>
-        <w:t>Gambar or</w:t>
-      </w:r>
-    </w:p>
-    <w:p>
-      <w:pPr>
-        <w:pStyle w:val="ListParagraph"/>
-        <w:spacing w:after="0" w:line="240" w:lineRule="auto"/>
-        <w:ind w:left="284"/>
-        <w:jc w:val="both"/>
-        <w:rPr>
-          <w:rFonts w:ascii="Times New Roman" w:eastAsia="Times New Roman" w:hAnsi="Times New Roman" w:cs="Times New Roman"/>
-        </w:rPr>
-      </w:pPr>
     </w:p>
     <w:p>
       <w:pPr>
@@ -1206,23 +1535,6 @@
           <w:rFonts w:ascii="Times New Roman" w:eastAsia="Times New Roman" w:hAnsi="Times New Roman" w:cs="Times New Roman"/>
         </w:rPr>
         <w:t>hidden layers with 128, 64, and 32 neurons respectively.</w:t>
-      </w:r>
-    </w:p>
-    <w:p>
-      <w:pPr>
-        <w:pStyle w:val="ListParagraph"/>
-        <w:spacing w:after="0" w:line="240" w:lineRule="auto"/>
-        <w:ind w:left="284"/>
-        <w:jc w:val="both"/>
-        <w:rPr>
-          <w:rFonts w:ascii="Times New Roman" w:eastAsia="Times New Roman" w:hAnsi="Times New Roman" w:cs="Times New Roman"/>
-        </w:rPr>
-      </w:pPr>
-      <w:r>
-        <w:rPr>
-          <w:rFonts w:ascii="Times New Roman" w:eastAsia="Times New Roman" w:hAnsi="Times New Roman" w:cs="Times New Roman"/>
-        </w:rPr>
-        <w:t>Gambar xor</w:t>
       </w:r>
     </w:p>
     <w:p>
@@ -1901,12 +2213,6 @@
           <w:rFonts w:ascii="Times New Roman" w:eastAsia="Times New Roman" w:hAnsi="Times New Roman" w:cs="Times New Roman"/>
         </w:rPr>
       </w:pPr>
-      <w:r>
-        <w:rPr>
-          <w:rFonts w:ascii="Times New Roman" w:eastAsia="Times New Roman" w:hAnsi="Times New Roman" w:cs="Times New Roman"/>
-        </w:rPr>
-        <w:t>Accuracy is calculated as:</w:t>
-      </w:r>
     </w:p>
     <w:p>
       <w:pPr>
@@ -1916,17 +2222,74 @@
         <w:jc w:val="both"/>
         <w:rPr>
           <w:rFonts w:ascii="Times New Roman" w:eastAsia="Times New Roman" w:hAnsi="Times New Roman" w:cs="Times New Roman"/>
-          <w:b/>
-          <w:bCs/>
-        </w:rPr>
-      </w:pPr>
-      <w:r>
-        <w:rPr>
-          <w:rFonts w:ascii="Times New Roman" w:eastAsia="Times New Roman" w:hAnsi="Times New Roman" w:cs="Times New Roman"/>
-          <w:b/>
-          <w:bCs/>
-        </w:rPr>
-        <w:t>equation</w:t>
+        </w:rPr>
+      </w:pPr>
+      <m:oMath>
+        <m:r>
+          <w:rPr>
+            <w:rFonts w:ascii="Cambria Math" w:eastAsia="Times New Roman" w:hAnsi="Cambria Math" w:cs="Times New Roman"/>
+            <w:sz w:val="20"/>
+            <w:szCs w:val="20"/>
+          </w:rPr>
+          <m:t xml:space="preserve">Accuracy= </m:t>
+        </m:r>
+        <m:f>
+          <m:fPr>
+            <m:ctrlPr>
+              <w:rPr>
+                <w:rFonts w:ascii="Cambria Math" w:eastAsia="Times New Roman" w:hAnsi="Cambria Math" w:cs="Times New Roman"/>
+                <w:i/>
+                <w:sz w:val="20"/>
+                <w:szCs w:val="20"/>
+              </w:rPr>
+            </m:ctrlPr>
+          </m:fPr>
+          <m:num>
+            <m:r>
+              <w:rPr>
+                <w:rFonts w:ascii="Cambria Math" w:eastAsia="Times New Roman" w:hAnsi="Cambria Math" w:cs="Times New Roman"/>
+                <w:sz w:val="20"/>
+                <w:szCs w:val="20"/>
+              </w:rPr>
+              <m:t>TP+TN</m:t>
+            </m:r>
+          </m:num>
+          <m:den>
+            <m:r>
+              <w:rPr>
+                <w:rFonts w:ascii="Cambria Math" w:eastAsia="Times New Roman" w:hAnsi="Cambria Math" w:cs="Times New Roman"/>
+                <w:sz w:val="20"/>
+                <w:szCs w:val="20"/>
+              </w:rPr>
+              <m:t>TP+FP+FN+TN</m:t>
+            </m:r>
+          </m:den>
+        </m:f>
+      </m:oMath>
+      <w:r>
+        <w:rPr>
+          <w:rFonts w:ascii="Times New Roman" w:eastAsia="Times New Roman" w:hAnsi="Times New Roman" w:cs="Times New Roman"/>
+          <w:sz w:val="20"/>
+          <w:szCs w:val="20"/>
+        </w:rPr>
+        <w:t xml:space="preserve"> </w:t>
+      </w:r>
+      <w:r>
+        <w:rPr>
+          <w:rFonts w:ascii="Times New Roman" w:eastAsia="Times New Roman" w:hAnsi="Times New Roman" w:cs="Times New Roman"/>
+          <w:sz w:val="20"/>
+          <w:szCs w:val="20"/>
+        </w:rPr>
+        <w:tab/>
+      </w:r>
+      <w:r>
+        <w:rPr>
+          <w:rFonts w:ascii="Times New Roman" w:eastAsia="Times New Roman" w:hAnsi="Times New Roman" w:cs="Times New Roman"/>
+          <w:sz w:val="20"/>
+          <w:szCs w:val="20"/>
+        </w:rPr>
+        <w:tab/>
+        <w:t>(1)</w:t>
       </w:r>
     </w:p>
     <w:p>
@@ -1939,6 +2302,350 @@
           <w:rFonts w:ascii="Times New Roman" w:eastAsia="Times New Roman" w:hAnsi="Times New Roman" w:cs="Times New Roman"/>
         </w:rPr>
       </w:pPr>
+    </w:p>
+    <w:p>
+      <w:pPr>
+        <w:pStyle w:val="ListParagraph"/>
+        <w:spacing w:after="0" w:line="240" w:lineRule="auto"/>
+        <w:ind w:left="0"/>
+        <w:jc w:val="both"/>
+        <w:rPr>
+          <w:rFonts w:ascii="Times New Roman" w:eastAsia="Times New Roman" w:hAnsi="Times New Roman" w:cs="Times New Roman"/>
+          <w:sz w:val="20"/>
+          <w:szCs w:val="20"/>
+        </w:rPr>
+      </w:pPr>
+      <m:oMath>
+        <m:r>
+          <w:rPr>
+            <w:rFonts w:ascii="Cambria Math" w:eastAsia="Times New Roman" w:hAnsi="Cambria Math" w:cs="Times New Roman"/>
+            <w:sz w:val="20"/>
+            <w:szCs w:val="20"/>
+          </w:rPr>
+          <m:t xml:space="preserve">Precision= </m:t>
+        </m:r>
+        <m:f>
+          <m:fPr>
+            <m:ctrlPr>
+              <w:rPr>
+                <w:rFonts w:ascii="Cambria Math" w:eastAsia="Times New Roman" w:hAnsi="Cambria Math" w:cs="Times New Roman"/>
+                <w:i/>
+                <w:sz w:val="20"/>
+                <w:szCs w:val="20"/>
+              </w:rPr>
+            </m:ctrlPr>
+          </m:fPr>
+          <m:num>
+            <m:r>
+              <w:rPr>
+                <w:rFonts w:ascii="Cambria Math" w:eastAsia="Times New Roman" w:hAnsi="Cambria Math" w:cs="Times New Roman"/>
+                <w:sz w:val="20"/>
+                <w:szCs w:val="20"/>
+              </w:rPr>
+              <m:t>TP</m:t>
+            </m:r>
+          </m:num>
+          <m:den>
+            <m:r>
+              <w:rPr>
+                <w:rFonts w:ascii="Cambria Math" w:eastAsia="Times New Roman" w:hAnsi="Cambria Math" w:cs="Times New Roman"/>
+                <w:sz w:val="20"/>
+                <w:szCs w:val="20"/>
+              </w:rPr>
+              <m:t>TP+FP</m:t>
+            </m:r>
+          </m:den>
+        </m:f>
+        <m:r>
+          <w:rPr>
+            <w:rFonts w:ascii="Cambria Math" w:eastAsia="Times New Roman" w:hAnsi="Cambria Math" w:cs="Times New Roman"/>
+            <w:sz w:val="20"/>
+            <w:szCs w:val="20"/>
+          </w:rPr>
+          <m:t xml:space="preserve"> </m:t>
+        </m:r>
+      </m:oMath>
+      <w:r>
+        <w:rPr>
+          <w:rFonts w:ascii="Times New Roman" w:eastAsia="Times New Roman" w:hAnsi="Times New Roman" w:cs="Times New Roman"/>
+          <w:sz w:val="20"/>
+          <w:szCs w:val="20"/>
+        </w:rPr>
+        <w:t xml:space="preserve"> </w:t>
+      </w:r>
+      <w:r>
+        <w:rPr>
+          <w:rFonts w:ascii="Times New Roman" w:eastAsia="Times New Roman" w:hAnsi="Times New Roman" w:cs="Times New Roman"/>
+          <w:sz w:val="20"/>
+          <w:szCs w:val="20"/>
+        </w:rPr>
+        <w:tab/>
+      </w:r>
+      <w:r>
+        <w:rPr>
+          <w:rFonts w:ascii="Times New Roman" w:eastAsia="Times New Roman" w:hAnsi="Times New Roman" w:cs="Times New Roman"/>
+          <w:sz w:val="20"/>
+          <w:szCs w:val="20"/>
+        </w:rPr>
+        <w:tab/>
+      </w:r>
+      <w:r>
+        <w:rPr>
+          <w:rFonts w:ascii="Times New Roman" w:eastAsia="Times New Roman" w:hAnsi="Times New Roman" w:cs="Times New Roman"/>
+          <w:sz w:val="20"/>
+          <w:szCs w:val="20"/>
+        </w:rPr>
+        <w:tab/>
+        <w:t>(2)</w:t>
+      </w:r>
+    </w:p>
+    <w:p>
+      <w:pPr>
+        <w:pStyle w:val="ListParagraph"/>
+        <w:spacing w:after="0" w:line="240" w:lineRule="auto"/>
+        <w:ind w:left="0"/>
+        <w:jc w:val="both"/>
+        <w:rPr>
+          <w:rFonts w:ascii="Times New Roman" w:eastAsia="Times New Roman" w:hAnsi="Times New Roman" w:cs="Times New Roman"/>
+          <w:sz w:val="20"/>
+          <w:szCs w:val="20"/>
+        </w:rPr>
+      </w:pPr>
+    </w:p>
+    <w:p>
+      <w:pPr>
+        <w:pStyle w:val="ListParagraph"/>
+        <w:spacing w:after="0" w:line="240" w:lineRule="auto"/>
+        <w:ind w:left="0"/>
+        <w:jc w:val="both"/>
+        <w:rPr>
+          <w:rFonts w:ascii="Times New Roman" w:eastAsia="Times New Roman" w:hAnsi="Times New Roman" w:cs="Times New Roman"/>
+          <w:sz w:val="20"/>
+          <w:szCs w:val="20"/>
+        </w:rPr>
+      </w:pPr>
+      <m:oMath>
+        <m:r>
+          <w:rPr>
+            <w:rFonts w:ascii="Cambria Math" w:eastAsia="Times New Roman" w:hAnsi="Cambria Math" w:cs="Times New Roman"/>
+            <w:sz w:val="20"/>
+            <w:szCs w:val="20"/>
+          </w:rPr>
+          <m:t xml:space="preserve">Recall= </m:t>
+        </m:r>
+        <m:f>
+          <m:fPr>
+            <m:ctrlPr>
+              <w:rPr>
+                <w:rFonts w:ascii="Cambria Math" w:eastAsia="Times New Roman" w:hAnsi="Cambria Math" w:cs="Times New Roman"/>
+                <w:i/>
+                <w:sz w:val="20"/>
+                <w:szCs w:val="20"/>
+              </w:rPr>
+            </m:ctrlPr>
+          </m:fPr>
+          <m:num>
+            <m:r>
+              <w:rPr>
+                <w:rFonts w:ascii="Cambria Math" w:eastAsia="Times New Roman" w:hAnsi="Cambria Math" w:cs="Times New Roman"/>
+                <w:sz w:val="20"/>
+                <w:szCs w:val="20"/>
+              </w:rPr>
+              <m:t>TP</m:t>
+            </m:r>
+          </m:num>
+          <m:den>
+            <m:r>
+              <w:rPr>
+                <w:rFonts w:ascii="Cambria Math" w:eastAsia="Times New Roman" w:hAnsi="Cambria Math" w:cs="Times New Roman"/>
+                <w:sz w:val="20"/>
+                <w:szCs w:val="20"/>
+              </w:rPr>
+              <m:t>TP+FN</m:t>
+            </m:r>
+          </m:den>
+        </m:f>
+        <m:r>
+          <w:rPr>
+            <w:rFonts w:ascii="Cambria Math" w:eastAsia="Times New Roman" w:hAnsi="Cambria Math" w:cs="Times New Roman"/>
+            <w:sz w:val="20"/>
+            <w:szCs w:val="20"/>
+          </w:rPr>
+          <m:t xml:space="preserve"> </m:t>
+        </m:r>
+      </m:oMath>
+      <w:r>
+        <w:rPr>
+          <w:rFonts w:ascii="Times New Roman" w:eastAsia="Times New Roman" w:hAnsi="Times New Roman" w:cs="Times New Roman"/>
+          <w:sz w:val="20"/>
+          <w:szCs w:val="20"/>
+        </w:rPr>
+        <w:t xml:space="preserve"> </w:t>
+      </w:r>
+      <w:r>
+        <w:rPr>
+          <w:rFonts w:ascii="Times New Roman" w:eastAsia="Times New Roman" w:hAnsi="Times New Roman" w:cs="Times New Roman"/>
+          <w:sz w:val="20"/>
+          <w:szCs w:val="20"/>
+        </w:rPr>
+        <w:tab/>
+      </w:r>
+      <w:r>
+        <w:rPr>
+          <w:rFonts w:ascii="Times New Roman" w:eastAsia="Times New Roman" w:hAnsi="Times New Roman" w:cs="Times New Roman"/>
+          <w:sz w:val="20"/>
+          <w:szCs w:val="20"/>
+        </w:rPr>
+        <w:tab/>
+      </w:r>
+      <w:r>
+        <w:rPr>
+          <w:rFonts w:ascii="Times New Roman" w:eastAsia="Times New Roman" w:hAnsi="Times New Roman" w:cs="Times New Roman"/>
+          <w:sz w:val="20"/>
+          <w:szCs w:val="20"/>
+        </w:rPr>
+        <w:tab/>
+      </w:r>
+      <w:r>
+        <w:rPr>
+          <w:rFonts w:ascii="Times New Roman" w:eastAsia="Times New Roman" w:hAnsi="Times New Roman" w:cs="Times New Roman"/>
+          <w:sz w:val="20"/>
+          <w:szCs w:val="20"/>
+        </w:rPr>
+        <w:tab/>
+        <w:t>(3)</w:t>
+      </w:r>
+    </w:p>
+    <w:p>
+      <w:pPr>
+        <w:pStyle w:val="ListParagraph"/>
+        <w:spacing w:after="0" w:line="240" w:lineRule="auto"/>
+        <w:ind w:left="0"/>
+        <w:jc w:val="both"/>
+        <w:rPr>
+          <w:rFonts w:ascii="Times New Roman" w:eastAsia="Times New Roman" w:hAnsi="Times New Roman" w:cs="Times New Roman"/>
+          <w:sz w:val="20"/>
+          <w:szCs w:val="20"/>
+        </w:rPr>
+      </w:pPr>
+    </w:p>
+    <w:p>
+      <w:pPr>
+        <w:pStyle w:val="ListParagraph"/>
+        <w:spacing w:after="0" w:line="240" w:lineRule="auto"/>
+        <w:ind w:left="0"/>
+        <w:jc w:val="both"/>
+        <w:rPr>
+          <w:rFonts w:ascii="Times New Roman" w:eastAsia="Times New Roman" w:hAnsi="Times New Roman" w:cs="Times New Roman"/>
+          <w:sz w:val="20"/>
+          <w:szCs w:val="20"/>
+        </w:rPr>
+      </w:pPr>
+      <m:oMath>
+        <m:r>
+          <w:rPr>
+            <w:rFonts w:ascii="Cambria Math" w:eastAsia="Times New Roman" w:hAnsi="Cambria Math" w:cs="Times New Roman"/>
+            <w:sz w:val="20"/>
+            <w:szCs w:val="20"/>
+          </w:rPr>
+          <m:t xml:space="preserve">F1-Score= 2 x </m:t>
+        </m:r>
+        <m:f>
+          <m:fPr>
+            <m:ctrlPr>
+              <w:rPr>
+                <w:rFonts w:ascii="Cambria Math" w:eastAsia="Times New Roman" w:hAnsi="Cambria Math" w:cs="Times New Roman"/>
+                <w:i/>
+                <w:sz w:val="20"/>
+                <w:szCs w:val="20"/>
+              </w:rPr>
+            </m:ctrlPr>
+          </m:fPr>
+          <m:num>
+            <m:r>
+              <w:rPr>
+                <w:rFonts w:ascii="Cambria Math" w:eastAsia="Times New Roman" w:hAnsi="Cambria Math" w:cs="Times New Roman"/>
+                <w:sz w:val="20"/>
+                <w:szCs w:val="20"/>
+              </w:rPr>
+              <m:t>P x R</m:t>
+            </m:r>
+          </m:num>
+          <m:den>
+            <m:r>
+              <w:rPr>
+                <w:rFonts w:ascii="Cambria Math" w:eastAsia="Times New Roman" w:hAnsi="Cambria Math" w:cs="Times New Roman"/>
+                <w:sz w:val="20"/>
+                <w:szCs w:val="20"/>
+              </w:rPr>
+              <m:t>P+R</m:t>
+            </m:r>
+          </m:den>
+        </m:f>
+        <m:r>
+          <w:rPr>
+            <w:rFonts w:ascii="Cambria Math" w:eastAsia="Times New Roman" w:hAnsi="Cambria Math" w:cs="Times New Roman"/>
+            <w:sz w:val="20"/>
+            <w:szCs w:val="20"/>
+          </w:rPr>
+          <m:t xml:space="preserve"> </m:t>
+        </m:r>
+      </m:oMath>
+      <w:r>
+        <w:rPr>
+          <w:rFonts w:ascii="Times New Roman" w:eastAsia="Times New Roman" w:hAnsi="Times New Roman" w:cs="Times New Roman"/>
+          <w:sz w:val="20"/>
+          <w:szCs w:val="20"/>
+        </w:rPr>
+        <w:t xml:space="preserve"> </w:t>
+      </w:r>
+      <w:r>
+        <w:rPr>
+          <w:rFonts w:ascii="Times New Roman" w:eastAsia="Times New Roman" w:hAnsi="Times New Roman" w:cs="Times New Roman"/>
+          <w:sz w:val="20"/>
+          <w:szCs w:val="20"/>
+        </w:rPr>
+        <w:tab/>
+      </w:r>
+      <w:r>
+        <w:rPr>
+          <w:rFonts w:ascii="Times New Roman" w:eastAsia="Times New Roman" w:hAnsi="Times New Roman" w:cs="Times New Roman"/>
+          <w:sz w:val="20"/>
+          <w:szCs w:val="20"/>
+        </w:rPr>
+        <w:tab/>
+      </w:r>
+      <w:r>
+        <w:rPr>
+          <w:rFonts w:ascii="Times New Roman" w:eastAsia="Times New Roman" w:hAnsi="Times New Roman" w:cs="Times New Roman"/>
+          <w:sz w:val="20"/>
+          <w:szCs w:val="20"/>
+        </w:rPr>
+        <w:tab/>
+        <w:t>(4)</w:t>
+      </w:r>
+    </w:p>
+    <w:p>
+      <w:pPr>
+        <w:pStyle w:val="ListParagraph"/>
+        <w:spacing w:after="0" w:line="240" w:lineRule="auto"/>
+        <w:ind w:left="0"/>
+        <w:jc w:val="both"/>
+        <w:rPr>
+          <w:rFonts w:ascii="Times New Roman" w:eastAsia="Times New Roman" w:hAnsi="Times New Roman" w:cs="Times New Roman"/>
+        </w:rPr>
+      </w:pPr>
+    </w:p>
+    <w:p>
+      <w:pPr>
+        <w:pStyle w:val="ListParagraph"/>
+        <w:spacing w:after="0" w:line="240" w:lineRule="auto"/>
+        <w:ind w:left="0"/>
+        <w:jc w:val="both"/>
+        <w:rPr>
+          <w:rFonts w:ascii="Times New Roman" w:eastAsia="Times New Roman" w:hAnsi="Times New Roman" w:cs="Times New Roman"/>
+        </w:rPr>
+      </w:pPr>
       <w:r>
         <w:rPr>
           <w:rFonts w:ascii="Times New Roman" w:eastAsia="Times New Roman" w:hAnsi="Times New Roman" w:cs="Times New Roman"/>
@@ -1960,7 +2667,14 @@
         <w:rPr>
           <w:rFonts w:ascii="Times New Roman" w:eastAsia="Times New Roman" w:hAnsi="Times New Roman" w:cs="Times New Roman"/>
         </w:rPr>
-        <w:t>Precision, Recall, and F1-Score were also computed to provide a comprehensive evaluation of model performance in multiclass classification.</w:t>
+        <w:t xml:space="preserve">Precision, Recall, and F1-Score were also computed to provide a comprehensive </w:t>
+      </w:r>
+      <w:r>
+        <w:rPr>
+          <w:rFonts w:ascii="Times New Roman" w:eastAsia="Times New Roman" w:hAnsi="Times New Roman" w:cs="Times New Roman"/>
+        </w:rPr>
+        <w:lastRenderedPageBreak/>
+        <w:t>evaluation of model performance in multiclass classification.</w:t>
       </w:r>
     </w:p>
     <w:p>
@@ -2064,7 +2778,6 @@
         <w:rPr>
           <w:rFonts w:ascii="Times New Roman" w:eastAsia="Times New Roman" w:hAnsi="Times New Roman" w:cs="Times New Roman"/>
         </w:rPr>
-        <w:lastRenderedPageBreak/>
         <w:t>Three Artificial Neural Network architectures inspired by AND, OR, and XOR logical representations were developed and evaluated using the Credit Score Classification dataset. All models were trained using identical preprocessing procedures, training parameters, and evaluation metrics to ensure a fair comparison.</w:t>
       </w:r>
     </w:p>
@@ -2863,6 +3576,15 @@
         </w:rPr>
         <w:t>The performance improvement from AND to OR reached approximately 10.65 percentage points, while the XOR architecture further improved classification performance by achieving the highest overall accuracy, precision, recall, and F1-score values.</w:t>
       </w:r>
+    </w:p>
+    <w:p>
+      <w:pPr>
+        <w:spacing w:after="0" w:line="240" w:lineRule="auto"/>
+        <w:jc w:val="both"/>
+        <w:rPr>
+          <w:rFonts w:ascii="Times New Roman" w:eastAsia="Times New Roman" w:hAnsi="Times New Roman" w:cs="Times New Roman"/>
+        </w:rPr>
+      </w:pPr>
     </w:p>
     <w:p>
       <w:pPr>
@@ -2973,50 +3695,41 @@
         <w:rPr>
           <w:rFonts w:ascii="Times New Roman" w:eastAsia="Times New Roman" w:hAnsi="Times New Roman" w:cs="Times New Roman"/>
         </w:rPr>
-        <w:t xml:space="preserve">Figure 1 illustrates the classification accuracy achieved by the three evaluated neural network architectures. The XOR-based neural network obtained the highest classification accuracy of 65.53%, followed by the OR-based model with 64.62%, while the AND-based model achieved </w:t>
-      </w:r>
-      <w:r>
-        <w:rPr>
-          <w:rFonts w:ascii="Times New Roman" w:eastAsia="Times New Roman" w:hAnsi="Times New Roman" w:cs="Times New Roman"/>
-        </w:rPr>
-        <w:t>53.97%. The results indicate a consistent improvement in classification performance as the representational complexity of the neural architecture increases. The findings suggest that nonlinear neural representations are more effective in modeling the complex relationships present in credit scoring datasets.</w:t>
-      </w:r>
-    </w:p>
-    <w:p>
-      <w:pPr>
-        <w:spacing w:after="0" w:line="240" w:lineRule="auto"/>
-        <w:jc w:val="both"/>
-        <w:rPr>
-          <w:rFonts w:ascii="Times New Roman" w:eastAsia="Times New Roman" w:hAnsi="Times New Roman" w:cs="Times New Roman"/>
-        </w:rPr>
-      </w:pPr>
-    </w:p>
-    <w:p>
-      <w:pPr>
-        <w:spacing w:after="0" w:line="240" w:lineRule="auto"/>
-        <w:jc w:val="both"/>
-        <w:rPr>
-          <w:rFonts w:ascii="Times New Roman" w:eastAsia="Times New Roman" w:hAnsi="Times New Roman" w:cs="Times New Roman"/>
-        </w:rPr>
-      </w:pPr>
-      <w:r>
-        <w:rPr>
-          <w:rFonts w:ascii="Times New Roman" w:eastAsia="Times New Roman" w:hAnsi="Times New Roman" w:cs="Times New Roman"/>
-        </w:rPr>
-        <w:t xml:space="preserve">To further analyze the classification capability of the best-performing model, a confusion matrix was generated for the XOR-based neural network. The confusion matrix is presented in Table </w:t>
-      </w:r>
-      <w:r>
-        <w:rPr>
-          <w:rFonts w:ascii="Times New Roman" w:eastAsia="Times New Roman" w:hAnsi="Times New Roman" w:cs="Times New Roman"/>
-        </w:rPr>
-        <w:t>3</w:t>
-      </w:r>
-      <w:r>
-        <w:rPr>
-          <w:rFonts w:ascii="Times New Roman" w:eastAsia="Times New Roman" w:hAnsi="Times New Roman" w:cs="Times New Roman"/>
-        </w:rPr>
-        <w:t>.</w:t>
-      </w:r>
+        <w:t>Figure 1 illustrates the classification accuracy achieved by the three evaluated neural network architectures. The XOR-based neural network obtained the highest classification accuracy of 65.53%, followed by the OR-based model with 64.62%, while the AND-based model achieved 53.97%. The results indicate a consistent improvement in classification performance as the representational complexity of the neural architecture increases. The findings suggest that nonlinear neural representations are more effective in modeling the complex relationships present in credit scoring datasets.</w:t>
+      </w:r>
+    </w:p>
+    <w:p>
+      <w:pPr>
+        <w:spacing w:after="0" w:line="240" w:lineRule="auto"/>
+        <w:jc w:val="both"/>
+        <w:rPr>
+          <w:rFonts w:ascii="Times New Roman" w:eastAsia="Times New Roman" w:hAnsi="Times New Roman" w:cs="Times New Roman"/>
+        </w:rPr>
+      </w:pPr>
+    </w:p>
+    <w:p>
+      <w:pPr>
+        <w:spacing w:after="0" w:line="240" w:lineRule="auto"/>
+        <w:jc w:val="both"/>
+        <w:rPr>
+          <w:rFonts w:ascii="Times New Roman" w:eastAsia="Times New Roman" w:hAnsi="Times New Roman" w:cs="Times New Roman"/>
+        </w:rPr>
+      </w:pPr>
+      <w:r>
+        <w:rPr>
+          <w:rFonts w:ascii="Times New Roman" w:eastAsia="Times New Roman" w:hAnsi="Times New Roman" w:cs="Times New Roman"/>
+        </w:rPr>
+        <w:t>Further analysis using Precision, Recall, and F1-score revealed that the model achieved strong performance in detecting customers with clear credit profiles, whereas customers belonging to the Standard category often exhibited intermediate financial characteristics that increased classification difficulty.</w:t>
+      </w:r>
+    </w:p>
+    <w:p>
+      <w:pPr>
+        <w:spacing w:after="0" w:line="240" w:lineRule="auto"/>
+        <w:jc w:val="both"/>
+        <w:rPr>
+          <w:rFonts w:ascii="Times New Roman" w:eastAsia="Times New Roman" w:hAnsi="Times New Roman" w:cs="Times New Roman"/>
+        </w:rPr>
+      </w:pPr>
     </w:p>
     <w:p>
       <w:pPr>
@@ -3040,10 +3753,51 @@
       <w:r>
         <w:rPr>
           <w:rFonts w:ascii="Times New Roman" w:eastAsia="Times New Roman" w:hAnsi="Times New Roman" w:cs="Times New Roman"/>
+          <w:noProof/>
           <w:sz w:val="20"/>
           <w:szCs w:val="20"/>
         </w:rPr>
-        <w:t>Table 3 Confusion Matrix of XOR-Based Neural Network</w:t>
+        <w:drawing>
+          <wp:inline distT="0" distB="0" distL="0" distR="0" wp14:anchorId="486C8D70" wp14:editId="02BE101D">
+            <wp:extent cx="2651125" cy="2203450"/>
+            <wp:effectExtent l="0" t="0" r="0" b="6350"/>
+            <wp:docPr id="1476097934" name="Picture 1"/>
+            <wp:cNvGraphicFramePr>
+              <a:graphicFrameLocks xmlns:a="http://schemas.openxmlformats.org/drawingml/2006/main" noChangeAspect="1"/>
+            </wp:cNvGraphicFramePr>
+            <a:graphic xmlns:a="http://schemas.openxmlformats.org/drawingml/2006/main">
+              <a:graphicData uri="http://schemas.openxmlformats.org/drawingml/2006/picture">
+                <pic:pic xmlns:pic="http://schemas.openxmlformats.org/drawingml/2006/picture">
+                  <pic:nvPicPr>
+                    <pic:cNvPr id="1476097934" name="Picture 1476097934"/>
+                    <pic:cNvPicPr/>
+                  </pic:nvPicPr>
+                  <pic:blipFill>
+                    <a:blip r:embed="rId15" cstate="print">
+                      <a:extLst>
+                        <a:ext uri="{28A0092B-C50C-407E-A947-70E740481C1C}">
+                          <a14:useLocalDpi xmlns:a14="http://schemas.microsoft.com/office/drawing/2010/main" val="0"/>
+                        </a:ext>
+                      </a:extLst>
+                    </a:blip>
+                    <a:stretch>
+                      <a:fillRect/>
+                    </a:stretch>
+                  </pic:blipFill>
+                  <pic:spPr>
+                    <a:xfrm>
+                      <a:off x="0" y="0"/>
+                      <a:ext cx="2651125" cy="2203450"/>
+                    </a:xfrm>
+                    <a:prstGeom prst="rect">
+                      <a:avLst/>
+                    </a:prstGeom>
+                  </pic:spPr>
+                </pic:pic>
+              </a:graphicData>
+            </a:graphic>
+          </wp:inline>
+        </w:drawing>
       </w:r>
     </w:p>
     <w:p>
@@ -3056,610 +3810,408 @@
           <w:szCs w:val="20"/>
         </w:rPr>
       </w:pPr>
-    </w:p>
-    <w:tbl>
-      <w:tblPr>
-        <w:tblW w:w="3840" w:type="dxa"/>
-        <w:tblLook w:val="04A0" w:firstRow="1" w:lastRow="0" w:firstColumn="1" w:lastColumn="0" w:noHBand="0" w:noVBand="1"/>
-      </w:tblPr>
-      <w:tblGrid>
-        <w:gridCol w:w="960"/>
-        <w:gridCol w:w="960"/>
-        <w:gridCol w:w="960"/>
-        <w:gridCol w:w="960"/>
-      </w:tblGrid>
-      <w:tr>
-        <w:trPr>
-          <w:trHeight w:val="300"/>
-        </w:trPr>
-        <w:tc>
-          <w:tcPr>
-            <w:tcW w:w="960" w:type="dxa"/>
-            <w:tcBorders>
-              <w:top w:val="single" w:sz="12" w:space="0" w:color="auto"/>
-              <w:bottom w:val="single" w:sz="12" w:space="0" w:color="auto"/>
-            </w:tcBorders>
-            <w:shd w:val="clear" w:color="auto" w:fill="D9D9D9" w:themeFill="background1" w:themeFillShade="D9"/>
-            <w:noWrap/>
-            <w:vAlign w:val="center"/>
-            <w:hideMark/>
-          </w:tcPr>
-          <w:p>
-            <w:pPr>
-              <w:spacing w:after="0" w:line="240" w:lineRule="auto"/>
-              <w:rPr>
-                <w:rFonts w:ascii="Times New Roman" w:eastAsia="Times New Roman" w:hAnsi="Times New Roman" w:cs="Times New Roman"/>
-                <w:color w:val="000000"/>
-                <w:sz w:val="18"/>
-                <w:szCs w:val="18"/>
-                <w:lang w:val="en-ID"/>
-              </w:rPr>
-            </w:pPr>
-            <w:r>
-              <w:rPr>
-                <w:rFonts w:ascii="Times New Roman" w:eastAsia="Times New Roman" w:hAnsi="Times New Roman" w:cs="Times New Roman"/>
-                <w:color w:val="000000"/>
-                <w:sz w:val="18"/>
-                <w:szCs w:val="18"/>
-                <w:lang w:val="en-ID"/>
-              </w:rPr>
-              <w:t>Actual Class</w:t>
-            </w:r>
-          </w:p>
-        </w:tc>
-        <w:tc>
-          <w:tcPr>
-            <w:tcW w:w="960" w:type="dxa"/>
-            <w:tcBorders>
-              <w:top w:val="single" w:sz="12" w:space="0" w:color="auto"/>
-              <w:bottom w:val="single" w:sz="12" w:space="0" w:color="auto"/>
-            </w:tcBorders>
-            <w:shd w:val="clear" w:color="auto" w:fill="D9D9D9" w:themeFill="background1" w:themeFillShade="D9"/>
-            <w:noWrap/>
-            <w:vAlign w:val="center"/>
-            <w:hideMark/>
-          </w:tcPr>
-          <w:p>
-            <w:pPr>
-              <w:spacing w:after="0" w:line="240" w:lineRule="auto"/>
-              <w:rPr>
-                <w:rFonts w:ascii="Times New Roman" w:eastAsia="Times New Roman" w:hAnsi="Times New Roman" w:cs="Times New Roman"/>
-                <w:color w:val="000000"/>
-                <w:sz w:val="18"/>
-                <w:szCs w:val="18"/>
-                <w:lang w:val="en-ID"/>
-              </w:rPr>
-            </w:pPr>
-            <w:r>
-              <w:rPr>
-                <w:rFonts w:ascii="Times New Roman" w:eastAsia="Times New Roman" w:hAnsi="Times New Roman" w:cs="Times New Roman"/>
-                <w:color w:val="000000"/>
-                <w:sz w:val="18"/>
-                <w:szCs w:val="18"/>
-                <w:lang w:val="en-ID"/>
-              </w:rPr>
-              <w:t>Predicted Good</w:t>
-            </w:r>
-          </w:p>
-        </w:tc>
-        <w:tc>
-          <w:tcPr>
-            <w:tcW w:w="960" w:type="dxa"/>
-            <w:tcBorders>
-              <w:top w:val="single" w:sz="12" w:space="0" w:color="auto"/>
-              <w:bottom w:val="single" w:sz="12" w:space="0" w:color="auto"/>
-            </w:tcBorders>
-            <w:shd w:val="clear" w:color="auto" w:fill="D9D9D9" w:themeFill="background1" w:themeFillShade="D9"/>
-            <w:noWrap/>
-            <w:vAlign w:val="center"/>
-            <w:hideMark/>
-          </w:tcPr>
-          <w:p>
-            <w:pPr>
-              <w:spacing w:after="0" w:line="240" w:lineRule="auto"/>
-              <w:rPr>
-                <w:rFonts w:ascii="Times New Roman" w:eastAsia="Times New Roman" w:hAnsi="Times New Roman" w:cs="Times New Roman"/>
-                <w:color w:val="000000"/>
-                <w:sz w:val="18"/>
-                <w:szCs w:val="18"/>
-                <w:lang w:val="en-ID"/>
-              </w:rPr>
-            </w:pPr>
-            <w:r>
-              <w:rPr>
-                <w:rFonts w:ascii="Times New Roman" w:eastAsia="Times New Roman" w:hAnsi="Times New Roman" w:cs="Times New Roman"/>
-                <w:color w:val="000000"/>
-                <w:sz w:val="18"/>
-                <w:szCs w:val="18"/>
-                <w:lang w:val="en-ID"/>
-              </w:rPr>
-              <w:t>Predicted Poor</w:t>
-            </w:r>
-          </w:p>
-        </w:tc>
-        <w:tc>
-          <w:tcPr>
-            <w:tcW w:w="960" w:type="dxa"/>
-            <w:tcBorders>
-              <w:top w:val="single" w:sz="12" w:space="0" w:color="auto"/>
-              <w:bottom w:val="single" w:sz="12" w:space="0" w:color="auto"/>
-            </w:tcBorders>
-            <w:shd w:val="clear" w:color="auto" w:fill="D9D9D9" w:themeFill="background1" w:themeFillShade="D9"/>
-            <w:noWrap/>
-            <w:vAlign w:val="center"/>
-            <w:hideMark/>
-          </w:tcPr>
-          <w:p>
-            <w:pPr>
-              <w:spacing w:after="0" w:line="240" w:lineRule="auto"/>
-              <w:rPr>
-                <w:rFonts w:ascii="Times New Roman" w:eastAsia="Times New Roman" w:hAnsi="Times New Roman" w:cs="Times New Roman"/>
-                <w:color w:val="000000"/>
-                <w:sz w:val="18"/>
-                <w:szCs w:val="18"/>
-                <w:lang w:val="en-ID"/>
-              </w:rPr>
-            </w:pPr>
-            <w:r>
-              <w:rPr>
-                <w:rFonts w:ascii="Times New Roman" w:eastAsia="Times New Roman" w:hAnsi="Times New Roman" w:cs="Times New Roman"/>
-                <w:color w:val="000000"/>
-                <w:sz w:val="18"/>
-                <w:szCs w:val="18"/>
-                <w:lang w:val="en-ID"/>
-              </w:rPr>
-              <w:t>Predicted Standard</w:t>
-            </w:r>
-          </w:p>
-        </w:tc>
-      </w:tr>
-      <w:tr>
-        <w:trPr>
-          <w:trHeight w:val="300"/>
-        </w:trPr>
-        <w:tc>
-          <w:tcPr>
-            <w:tcW w:w="960" w:type="dxa"/>
-            <w:tcBorders>
-              <w:top w:val="single" w:sz="12" w:space="0" w:color="auto"/>
-            </w:tcBorders>
-            <w:noWrap/>
-            <w:vAlign w:val="center"/>
-            <w:hideMark/>
-          </w:tcPr>
-          <w:p>
-            <w:pPr>
-              <w:spacing w:after="0" w:line="240" w:lineRule="auto"/>
-              <w:rPr>
-                <w:rFonts w:ascii="Times New Roman" w:eastAsia="Times New Roman" w:hAnsi="Times New Roman" w:cs="Times New Roman"/>
-                <w:color w:val="000000"/>
-                <w:sz w:val="18"/>
-                <w:szCs w:val="18"/>
-                <w:lang w:val="en-ID"/>
-              </w:rPr>
-            </w:pPr>
-            <w:r>
-              <w:rPr>
-                <w:rFonts w:ascii="Times New Roman" w:eastAsia="Times New Roman" w:hAnsi="Times New Roman" w:cs="Times New Roman"/>
-                <w:color w:val="000000"/>
-                <w:sz w:val="18"/>
-                <w:szCs w:val="18"/>
-                <w:lang w:val="en-ID"/>
-              </w:rPr>
-              <w:t>Good</w:t>
-            </w:r>
-          </w:p>
-        </w:tc>
-        <w:tc>
-          <w:tcPr>
-            <w:tcW w:w="960" w:type="dxa"/>
-            <w:tcBorders>
-              <w:top w:val="single" w:sz="12" w:space="0" w:color="auto"/>
-            </w:tcBorders>
-            <w:noWrap/>
-            <w:vAlign w:val="center"/>
-            <w:hideMark/>
-          </w:tcPr>
-          <w:p>
-            <w:pPr>
-              <w:spacing w:after="0" w:line="240" w:lineRule="auto"/>
-              <w:rPr>
-                <w:rFonts w:ascii="Times New Roman" w:eastAsia="Times New Roman" w:hAnsi="Times New Roman" w:cs="Times New Roman"/>
-                <w:color w:val="000000"/>
-                <w:sz w:val="18"/>
-                <w:szCs w:val="18"/>
-                <w:lang w:val="en-ID"/>
-              </w:rPr>
-            </w:pPr>
-            <w:r>
-              <w:rPr>
-                <w:rFonts w:ascii="Times New Roman" w:eastAsia="Times New Roman" w:hAnsi="Times New Roman" w:cs="Times New Roman"/>
-                <w:color w:val="000000"/>
-                <w:sz w:val="18"/>
-                <w:szCs w:val="18"/>
-                <w:lang w:val="en-ID"/>
-              </w:rPr>
-              <w:t>2814</w:t>
-            </w:r>
-          </w:p>
-        </w:tc>
-        <w:tc>
-          <w:tcPr>
-            <w:tcW w:w="960" w:type="dxa"/>
-            <w:tcBorders>
-              <w:top w:val="single" w:sz="12" w:space="0" w:color="auto"/>
-            </w:tcBorders>
-            <w:noWrap/>
-            <w:vAlign w:val="center"/>
-            <w:hideMark/>
-          </w:tcPr>
-          <w:p>
-            <w:pPr>
-              <w:spacing w:after="0" w:line="240" w:lineRule="auto"/>
-              <w:rPr>
-                <w:rFonts w:ascii="Times New Roman" w:eastAsia="Times New Roman" w:hAnsi="Times New Roman" w:cs="Times New Roman"/>
-                <w:color w:val="000000"/>
-                <w:sz w:val="18"/>
-                <w:szCs w:val="18"/>
-                <w:lang w:val="en-ID"/>
-              </w:rPr>
-            </w:pPr>
-            <w:r>
-              <w:rPr>
-                <w:rFonts w:ascii="Times New Roman" w:eastAsia="Times New Roman" w:hAnsi="Times New Roman" w:cs="Times New Roman"/>
-                <w:color w:val="000000"/>
-                <w:sz w:val="18"/>
-                <w:szCs w:val="18"/>
-                <w:lang w:val="en-ID"/>
-              </w:rPr>
-              <w:t>174</w:t>
-            </w:r>
-          </w:p>
-        </w:tc>
-        <w:tc>
-          <w:tcPr>
-            <w:tcW w:w="960" w:type="dxa"/>
-            <w:tcBorders>
-              <w:top w:val="single" w:sz="12" w:space="0" w:color="auto"/>
-            </w:tcBorders>
-            <w:noWrap/>
-            <w:vAlign w:val="center"/>
-            <w:hideMark/>
-          </w:tcPr>
-          <w:p>
-            <w:pPr>
-              <w:spacing w:after="0" w:line="240" w:lineRule="auto"/>
-              <w:rPr>
-                <w:rFonts w:ascii="Times New Roman" w:eastAsia="Times New Roman" w:hAnsi="Times New Roman" w:cs="Times New Roman"/>
-                <w:color w:val="000000"/>
-                <w:sz w:val="18"/>
-                <w:szCs w:val="18"/>
-                <w:lang w:val="en-ID"/>
-              </w:rPr>
-            </w:pPr>
-            <w:r>
-              <w:rPr>
-                <w:rFonts w:ascii="Times New Roman" w:eastAsia="Times New Roman" w:hAnsi="Times New Roman" w:cs="Times New Roman"/>
-                <w:color w:val="000000"/>
-                <w:sz w:val="18"/>
-                <w:szCs w:val="18"/>
-                <w:lang w:val="en-ID"/>
-              </w:rPr>
-              <w:t>578</w:t>
-            </w:r>
-          </w:p>
-        </w:tc>
-      </w:tr>
-      <w:tr>
-        <w:trPr>
-          <w:trHeight w:val="300"/>
-        </w:trPr>
-        <w:tc>
-          <w:tcPr>
-            <w:tcW w:w="960" w:type="dxa"/>
-            <w:noWrap/>
-            <w:vAlign w:val="center"/>
-            <w:hideMark/>
-          </w:tcPr>
-          <w:p>
-            <w:pPr>
-              <w:spacing w:after="0" w:line="240" w:lineRule="auto"/>
-              <w:rPr>
-                <w:rFonts w:ascii="Times New Roman" w:eastAsia="Times New Roman" w:hAnsi="Times New Roman" w:cs="Times New Roman"/>
-                <w:color w:val="000000"/>
-                <w:sz w:val="18"/>
-                <w:szCs w:val="18"/>
-                <w:lang w:val="en-ID"/>
-              </w:rPr>
-            </w:pPr>
-            <w:r>
-              <w:rPr>
-                <w:rFonts w:ascii="Times New Roman" w:eastAsia="Times New Roman" w:hAnsi="Times New Roman" w:cs="Times New Roman"/>
-                <w:color w:val="000000"/>
-                <w:sz w:val="18"/>
-                <w:szCs w:val="18"/>
-                <w:lang w:val="en-ID"/>
-              </w:rPr>
-              <w:t>Poor</w:t>
-            </w:r>
-          </w:p>
-        </w:tc>
-        <w:tc>
-          <w:tcPr>
-            <w:tcW w:w="960" w:type="dxa"/>
-            <w:noWrap/>
-            <w:vAlign w:val="center"/>
-            <w:hideMark/>
-          </w:tcPr>
-          <w:p>
-            <w:pPr>
-              <w:spacing w:after="0" w:line="240" w:lineRule="auto"/>
-              <w:rPr>
-                <w:rFonts w:ascii="Times New Roman" w:eastAsia="Times New Roman" w:hAnsi="Times New Roman" w:cs="Times New Roman"/>
-                <w:color w:val="000000"/>
-                <w:sz w:val="18"/>
-                <w:szCs w:val="18"/>
-                <w:lang w:val="en-ID"/>
-              </w:rPr>
-            </w:pPr>
-            <w:r>
-              <w:rPr>
-                <w:rFonts w:ascii="Times New Roman" w:eastAsia="Times New Roman" w:hAnsi="Times New Roman" w:cs="Times New Roman"/>
-                <w:color w:val="000000"/>
-                <w:sz w:val="18"/>
-                <w:szCs w:val="18"/>
-                <w:lang w:val="en-ID"/>
-              </w:rPr>
-              <w:t>713</w:t>
-            </w:r>
-          </w:p>
-        </w:tc>
-        <w:tc>
-          <w:tcPr>
-            <w:tcW w:w="960" w:type="dxa"/>
-            <w:noWrap/>
-            <w:vAlign w:val="center"/>
-            <w:hideMark/>
-          </w:tcPr>
-          <w:p>
-            <w:pPr>
-              <w:spacing w:after="0" w:line="240" w:lineRule="auto"/>
-              <w:rPr>
-                <w:rFonts w:ascii="Times New Roman" w:eastAsia="Times New Roman" w:hAnsi="Times New Roman" w:cs="Times New Roman"/>
-                <w:color w:val="000000"/>
-                <w:sz w:val="18"/>
-                <w:szCs w:val="18"/>
-                <w:lang w:val="en-ID"/>
-              </w:rPr>
-            </w:pPr>
-            <w:r>
-              <w:rPr>
-                <w:rFonts w:ascii="Times New Roman" w:eastAsia="Times New Roman" w:hAnsi="Times New Roman" w:cs="Times New Roman"/>
-                <w:color w:val="000000"/>
-                <w:sz w:val="18"/>
-                <w:szCs w:val="18"/>
-                <w:lang w:val="en-ID"/>
-              </w:rPr>
-              <w:t>4274</w:t>
-            </w:r>
-          </w:p>
-        </w:tc>
-        <w:tc>
-          <w:tcPr>
-            <w:tcW w:w="960" w:type="dxa"/>
-            <w:noWrap/>
-            <w:vAlign w:val="center"/>
-            <w:hideMark/>
-          </w:tcPr>
-          <w:p>
-            <w:pPr>
-              <w:spacing w:after="0" w:line="240" w:lineRule="auto"/>
-              <w:rPr>
-                <w:rFonts w:ascii="Times New Roman" w:eastAsia="Times New Roman" w:hAnsi="Times New Roman" w:cs="Times New Roman"/>
-                <w:color w:val="000000"/>
-                <w:sz w:val="18"/>
-                <w:szCs w:val="18"/>
-                <w:lang w:val="en-ID"/>
-              </w:rPr>
-            </w:pPr>
-            <w:r>
-              <w:rPr>
-                <w:rFonts w:ascii="Times New Roman" w:eastAsia="Times New Roman" w:hAnsi="Times New Roman" w:cs="Times New Roman"/>
-                <w:color w:val="000000"/>
-                <w:sz w:val="18"/>
-                <w:szCs w:val="18"/>
-                <w:lang w:val="en-ID"/>
-              </w:rPr>
-              <w:t>812</w:t>
-            </w:r>
-          </w:p>
-        </w:tc>
-      </w:tr>
-      <w:tr>
-        <w:trPr>
-          <w:trHeight w:val="300"/>
-        </w:trPr>
-        <w:tc>
-          <w:tcPr>
-            <w:tcW w:w="960" w:type="dxa"/>
-            <w:tcBorders>
-              <w:bottom w:val="single" w:sz="2" w:space="0" w:color="auto"/>
-            </w:tcBorders>
-            <w:noWrap/>
-            <w:vAlign w:val="center"/>
-            <w:hideMark/>
-          </w:tcPr>
-          <w:p>
-            <w:pPr>
-              <w:spacing w:after="0" w:line="240" w:lineRule="auto"/>
-              <w:rPr>
-                <w:rFonts w:ascii="Times New Roman" w:eastAsia="Times New Roman" w:hAnsi="Times New Roman" w:cs="Times New Roman"/>
-                <w:color w:val="000000"/>
-                <w:sz w:val="18"/>
-                <w:szCs w:val="18"/>
-                <w:lang w:val="en-ID"/>
-              </w:rPr>
-            </w:pPr>
-            <w:r>
-              <w:rPr>
-                <w:rFonts w:ascii="Times New Roman" w:eastAsia="Times New Roman" w:hAnsi="Times New Roman" w:cs="Times New Roman"/>
-                <w:color w:val="000000"/>
-                <w:sz w:val="18"/>
-                <w:szCs w:val="18"/>
-                <w:lang w:val="en-ID"/>
-              </w:rPr>
-              <w:t>Standard</w:t>
-            </w:r>
-          </w:p>
-        </w:tc>
-        <w:tc>
-          <w:tcPr>
-            <w:tcW w:w="960" w:type="dxa"/>
-            <w:tcBorders>
-              <w:bottom w:val="single" w:sz="2" w:space="0" w:color="auto"/>
-            </w:tcBorders>
-            <w:noWrap/>
-            <w:vAlign w:val="center"/>
-            <w:hideMark/>
-          </w:tcPr>
-          <w:p>
-            <w:pPr>
-              <w:spacing w:after="0" w:line="240" w:lineRule="auto"/>
-              <w:rPr>
-                <w:rFonts w:ascii="Times New Roman" w:eastAsia="Times New Roman" w:hAnsi="Times New Roman" w:cs="Times New Roman"/>
-                <w:color w:val="000000"/>
-                <w:sz w:val="18"/>
-                <w:szCs w:val="18"/>
-                <w:lang w:val="en-ID"/>
-              </w:rPr>
-            </w:pPr>
-            <w:r>
-              <w:rPr>
-                <w:rFonts w:ascii="Times New Roman" w:eastAsia="Times New Roman" w:hAnsi="Times New Roman" w:cs="Times New Roman"/>
-                <w:color w:val="000000"/>
-                <w:sz w:val="18"/>
-                <w:szCs w:val="18"/>
-                <w:lang w:val="en-ID"/>
-              </w:rPr>
-              <w:t>2146</w:t>
-            </w:r>
-          </w:p>
-        </w:tc>
-        <w:tc>
-          <w:tcPr>
-            <w:tcW w:w="960" w:type="dxa"/>
-            <w:tcBorders>
-              <w:bottom w:val="single" w:sz="2" w:space="0" w:color="auto"/>
-            </w:tcBorders>
-            <w:noWrap/>
-            <w:vAlign w:val="center"/>
-            <w:hideMark/>
-          </w:tcPr>
-          <w:p>
-            <w:pPr>
-              <w:spacing w:after="0" w:line="240" w:lineRule="auto"/>
-              <w:rPr>
-                <w:rFonts w:ascii="Times New Roman" w:eastAsia="Times New Roman" w:hAnsi="Times New Roman" w:cs="Times New Roman"/>
-                <w:color w:val="000000"/>
-                <w:sz w:val="18"/>
-                <w:szCs w:val="18"/>
-                <w:lang w:val="en-ID"/>
-              </w:rPr>
-            </w:pPr>
-            <w:r>
-              <w:rPr>
-                <w:rFonts w:ascii="Times New Roman" w:eastAsia="Times New Roman" w:hAnsi="Times New Roman" w:cs="Times New Roman"/>
-                <w:color w:val="000000"/>
-                <w:sz w:val="18"/>
-                <w:szCs w:val="18"/>
-                <w:lang w:val="en-ID"/>
-              </w:rPr>
-              <w:t>2472</w:t>
-            </w:r>
-          </w:p>
-        </w:tc>
-        <w:tc>
-          <w:tcPr>
-            <w:tcW w:w="960" w:type="dxa"/>
-            <w:tcBorders>
-              <w:bottom w:val="single" w:sz="2" w:space="0" w:color="auto"/>
-            </w:tcBorders>
-            <w:noWrap/>
-            <w:vAlign w:val="center"/>
-            <w:hideMark/>
-          </w:tcPr>
-          <w:p>
-            <w:pPr>
-              <w:spacing w:after="0" w:line="240" w:lineRule="auto"/>
-              <w:rPr>
-                <w:rFonts w:ascii="Times New Roman" w:eastAsia="Times New Roman" w:hAnsi="Times New Roman" w:cs="Times New Roman"/>
-                <w:color w:val="000000"/>
-                <w:sz w:val="18"/>
-                <w:szCs w:val="18"/>
-                <w:lang w:val="en-ID"/>
-              </w:rPr>
-            </w:pPr>
-            <w:r>
-              <w:rPr>
-                <w:rFonts w:ascii="Times New Roman" w:eastAsia="Times New Roman" w:hAnsi="Times New Roman" w:cs="Times New Roman"/>
-                <w:color w:val="000000"/>
-                <w:sz w:val="18"/>
-                <w:szCs w:val="18"/>
-                <w:lang w:val="en-ID"/>
-              </w:rPr>
-              <w:t>6017</w:t>
-            </w:r>
-          </w:p>
-        </w:tc>
-      </w:tr>
-    </w:tbl>
-    <w:p>
-      <w:pPr>
-        <w:spacing w:after="0" w:line="240" w:lineRule="auto"/>
-        <w:jc w:val="both"/>
-        <w:rPr>
-          <w:rFonts w:ascii="Times New Roman" w:eastAsia="Times New Roman" w:hAnsi="Times New Roman" w:cs="Times New Roman"/>
-        </w:rPr>
-      </w:pPr>
-    </w:p>
-    <w:p>
-      <w:pPr>
-        <w:spacing w:after="0" w:line="240" w:lineRule="auto"/>
-        <w:jc w:val="both"/>
-        <w:rPr>
-          <w:rFonts w:ascii="Times New Roman" w:eastAsia="Times New Roman" w:hAnsi="Times New Roman" w:cs="Times New Roman"/>
-        </w:rPr>
-      </w:pPr>
-      <w:r>
-        <w:rPr>
-          <w:rFonts w:ascii="Times New Roman" w:eastAsia="Times New Roman" w:hAnsi="Times New Roman" w:cs="Times New Roman"/>
-        </w:rPr>
-        <w:t>The confusion matrix shows that the XOR model successfully classified a large proportion of Good and Poor credit score categories. The model correctly identified 2,814 Good records and 4,274 Poor records. However, the Standard category remained the most challenging class due to its overlapping characteristics with both Good and Poor classes.</w:t>
-      </w:r>
-    </w:p>
-    <w:p>
-      <w:pPr>
-        <w:spacing w:after="0" w:line="240" w:lineRule="auto"/>
-        <w:jc w:val="both"/>
-        <w:rPr>
-          <w:rFonts w:ascii="Times New Roman" w:eastAsia="Times New Roman" w:hAnsi="Times New Roman" w:cs="Times New Roman"/>
-        </w:rPr>
-      </w:pPr>
-    </w:p>
-    <w:p>
-      <w:pPr>
-        <w:spacing w:after="0" w:line="240" w:lineRule="auto"/>
-        <w:jc w:val="both"/>
-        <w:rPr>
-          <w:rFonts w:ascii="Times New Roman" w:eastAsia="Times New Roman" w:hAnsi="Times New Roman" w:cs="Times New Roman"/>
-        </w:rPr>
-      </w:pPr>
-      <w:r>
-        <w:rPr>
-          <w:rFonts w:ascii="Times New Roman" w:eastAsia="Times New Roman" w:hAnsi="Times New Roman" w:cs="Times New Roman"/>
-        </w:rPr>
-        <w:t>Further analysis using Precision, Recall, and F1-score revealed that the model achieved strong performance in detecting customers with clear credit profiles, whereas customers belonging to the Standard category often exhibited intermediate financial characteristics that increased classification difficulty.</w:t>
-      </w:r>
+      <w:r>
+        <w:rPr>
+          <w:rFonts w:ascii="Times New Roman" w:eastAsia="Times New Roman" w:hAnsi="Times New Roman" w:cs="Times New Roman"/>
+          <w:sz w:val="20"/>
+          <w:szCs w:val="20"/>
+        </w:rPr>
+        <w:t>Figure 2. Confusion Matrix of AND-Based Neural Network</w:t>
+      </w:r>
+    </w:p>
+    <w:p>
+      <w:pPr>
+        <w:spacing w:after="0" w:line="240" w:lineRule="auto"/>
+        <w:jc w:val="center"/>
+        <w:rPr>
+          <w:rFonts w:ascii="Times New Roman" w:eastAsia="Times New Roman" w:hAnsi="Times New Roman" w:cs="Times New Roman"/>
+          <w:sz w:val="20"/>
+          <w:szCs w:val="20"/>
+        </w:rPr>
+      </w:pPr>
+    </w:p>
+    <w:p>
+      <w:pPr>
+        <w:spacing w:after="0" w:line="240" w:lineRule="auto"/>
+        <w:jc w:val="both"/>
+        <w:rPr>
+          <w:rFonts w:ascii="Times New Roman" w:eastAsia="Times New Roman" w:hAnsi="Times New Roman" w:cs="Times New Roman"/>
+        </w:rPr>
+      </w:pPr>
+      <w:r>
+        <w:rPr>
+          <w:rFonts w:ascii="Times New Roman" w:eastAsia="Times New Roman" w:hAnsi="Times New Roman" w:cs="Times New Roman"/>
+        </w:rPr>
+        <w:t>The confusion matrix of the AND-based neural network is presented in Figure 2. The model correctly classified 2,902 instances of the Good class, 3,773 instances of the Poor class, and 4,085 instances of the Standard class. However, a considerable number of Standard-class records were misclassified as Good (3,816 instances) and Poor (2,734 instances). Similarly, 1,094 Poor-class instances were incorrectly predicted as Standard.</w:t>
+      </w:r>
+    </w:p>
+    <w:p>
+      <w:pPr>
+        <w:spacing w:after="0" w:line="240" w:lineRule="auto"/>
+        <w:jc w:val="both"/>
+        <w:rPr>
+          <w:rFonts w:ascii="Times New Roman" w:eastAsia="Times New Roman" w:hAnsi="Times New Roman" w:cs="Times New Roman"/>
+        </w:rPr>
+      </w:pPr>
+    </w:p>
+    <w:p>
+      <w:pPr>
+        <w:spacing w:after="0" w:line="240" w:lineRule="auto"/>
+        <w:jc w:val="both"/>
+        <w:rPr>
+          <w:rFonts w:ascii="Times New Roman" w:eastAsia="Times New Roman" w:hAnsi="Times New Roman" w:cs="Times New Roman"/>
+        </w:rPr>
+      </w:pPr>
+      <w:r>
+        <w:rPr>
+          <w:rFonts w:ascii="Times New Roman" w:eastAsia="Times New Roman" w:hAnsi="Times New Roman" w:cs="Times New Roman"/>
+        </w:rPr>
+        <w:t>These results indicate that the AND architecture struggled to distinguish between the three credit score categories. The limited representational capacity of the AND-based neural network, which utilizes a single hidden neuron, restricted its ability to capture complex relationships among financial variables. Consequently, the model produced the lowest overall classification performance among the evaluated architectures. The findings suggest that simple linear representations are insufficient for modeling the nonlinear characteristics inherent in credit score classification problems.</w:t>
+      </w:r>
+    </w:p>
+    <w:p>
+      <w:pPr>
+        <w:spacing w:after="0" w:line="240" w:lineRule="auto"/>
+        <w:jc w:val="center"/>
+        <w:rPr>
+          <w:rFonts w:ascii="Times New Roman" w:eastAsia="Times New Roman" w:hAnsi="Times New Roman" w:cs="Times New Roman"/>
+          <w:sz w:val="20"/>
+          <w:szCs w:val="20"/>
+        </w:rPr>
+      </w:pPr>
+    </w:p>
+    <w:p>
+      <w:pPr>
+        <w:spacing w:after="0" w:line="240" w:lineRule="auto"/>
+        <w:jc w:val="center"/>
+        <w:rPr>
+          <w:rFonts w:ascii="Times New Roman" w:eastAsia="Times New Roman" w:hAnsi="Times New Roman" w:cs="Times New Roman"/>
+          <w:sz w:val="20"/>
+          <w:szCs w:val="20"/>
+        </w:rPr>
+      </w:pPr>
+      <w:r>
+        <w:rPr>
+          <w:rFonts w:ascii="Times New Roman" w:eastAsia="Times New Roman" w:hAnsi="Times New Roman" w:cs="Times New Roman"/>
+          <w:noProof/>
+          <w:sz w:val="20"/>
+          <w:szCs w:val="20"/>
+        </w:rPr>
+        <w:drawing>
+          <wp:inline distT="0" distB="0" distL="0" distR="0" wp14:anchorId="77F0F3BB" wp14:editId="272816FA">
+            <wp:extent cx="2651125" cy="2082800"/>
+            <wp:effectExtent l="0" t="0" r="0" b="0"/>
+            <wp:docPr id="788448108" name="Picture 2"/>
+            <wp:cNvGraphicFramePr>
+              <a:graphicFrameLocks xmlns:a="http://schemas.openxmlformats.org/drawingml/2006/main" noChangeAspect="1"/>
+            </wp:cNvGraphicFramePr>
+            <a:graphic xmlns:a="http://schemas.openxmlformats.org/drawingml/2006/main">
+              <a:graphicData uri="http://schemas.openxmlformats.org/drawingml/2006/picture">
+                <pic:pic xmlns:pic="http://schemas.openxmlformats.org/drawingml/2006/picture">
+                  <pic:nvPicPr>
+                    <pic:cNvPr id="788448108" name="Picture 788448108"/>
+                    <pic:cNvPicPr/>
+                  </pic:nvPicPr>
+                  <pic:blipFill>
+                    <a:blip r:embed="rId16" cstate="print">
+                      <a:extLst>
+                        <a:ext uri="{28A0092B-C50C-407E-A947-70E740481C1C}">
+                          <a14:useLocalDpi xmlns:a14="http://schemas.microsoft.com/office/drawing/2010/main" val="0"/>
+                        </a:ext>
+                      </a:extLst>
+                    </a:blip>
+                    <a:stretch>
+                      <a:fillRect/>
+                    </a:stretch>
+                  </pic:blipFill>
+                  <pic:spPr>
+                    <a:xfrm>
+                      <a:off x="0" y="0"/>
+                      <a:ext cx="2651125" cy="2082800"/>
+                    </a:xfrm>
+                    <a:prstGeom prst="rect">
+                      <a:avLst/>
+                    </a:prstGeom>
+                  </pic:spPr>
+                </pic:pic>
+              </a:graphicData>
+            </a:graphic>
+          </wp:inline>
+        </w:drawing>
+      </w:r>
+    </w:p>
+    <w:p>
+      <w:pPr>
+        <w:spacing w:after="0" w:line="240" w:lineRule="auto"/>
+        <w:jc w:val="center"/>
+        <w:rPr>
+          <w:rFonts w:ascii="Times New Roman" w:eastAsia="Times New Roman" w:hAnsi="Times New Roman" w:cs="Times New Roman"/>
+          <w:sz w:val="20"/>
+          <w:szCs w:val="20"/>
+        </w:rPr>
+      </w:pPr>
+      <w:r>
+        <w:rPr>
+          <w:rFonts w:ascii="Times New Roman" w:eastAsia="Times New Roman" w:hAnsi="Times New Roman" w:cs="Times New Roman"/>
+          <w:sz w:val="20"/>
+          <w:szCs w:val="20"/>
+        </w:rPr>
+        <w:t>Figure 3. Confusion Matrix of OR-Based Neural Network</w:t>
+      </w:r>
+    </w:p>
+    <w:p>
+      <w:pPr>
+        <w:spacing w:after="0" w:line="240" w:lineRule="auto"/>
+        <w:jc w:val="center"/>
+        <w:rPr>
+          <w:rFonts w:ascii="Times New Roman" w:eastAsia="Times New Roman" w:hAnsi="Times New Roman" w:cs="Times New Roman"/>
+          <w:sz w:val="20"/>
+          <w:szCs w:val="20"/>
+        </w:rPr>
+      </w:pPr>
+    </w:p>
+    <w:p>
+      <w:pPr>
+        <w:spacing w:after="0" w:line="240" w:lineRule="auto"/>
+        <w:jc w:val="both"/>
+        <w:rPr>
+          <w:rFonts w:ascii="Times New Roman" w:eastAsia="Times New Roman" w:hAnsi="Times New Roman" w:cs="Times New Roman"/>
+        </w:rPr>
+      </w:pPr>
+      <w:r>
+        <w:rPr>
+          <w:rFonts w:ascii="Times New Roman" w:eastAsia="Times New Roman" w:hAnsi="Times New Roman" w:cs="Times New Roman"/>
+        </w:rPr>
+        <w:t>Figure 3 illustrates the confusion matrix obtained from the OR-based neural network. The model successfully classified 2,804 Good-class instances, 4,023 Poor-class instances, and 5,319 Standard-class instances. Compared with the AND architecture, the OR model demonstrated a noticeable improvement in identifying all three classes. The number of correctly classified Standard instances increased significantly, while the misclassification rate decreased.</w:t>
+      </w:r>
+    </w:p>
+    <w:p>
+      <w:pPr>
+        <w:spacing w:after="0" w:line="240" w:lineRule="auto"/>
+        <w:jc w:val="both"/>
+        <w:rPr>
+          <w:rFonts w:ascii="Times New Roman" w:eastAsia="Times New Roman" w:hAnsi="Times New Roman" w:cs="Times New Roman"/>
+        </w:rPr>
+      </w:pPr>
+    </w:p>
+    <w:p>
+      <w:pPr>
+        <w:spacing w:after="0" w:line="240" w:lineRule="auto"/>
+        <w:jc w:val="both"/>
+        <w:rPr>
+          <w:rFonts w:ascii="Times New Roman" w:eastAsia="Times New Roman" w:hAnsi="Times New Roman" w:cs="Times New Roman"/>
+        </w:rPr>
+      </w:pPr>
+      <w:r>
+        <w:rPr>
+          <w:rFonts w:ascii="Times New Roman" w:eastAsia="Times New Roman" w:hAnsi="Times New Roman" w:cs="Times New Roman"/>
+        </w:rPr>
+        <w:t>Nevertheless, the model still encountered difficulties in distinguishing Standard-class customers from the other categories. A total of 2,911 Standard instances were incorrectly classified as Good, while 2,405 instances were classified as Poor. In addition, 993 Poor-class records were predicted as Standard. These findings indicate that although the OR architecture provides greater flexibility than the AND model, its relatively shallow structure still limits its capability to learn highly complex nonlinear relationships among financial attributes.</w:t>
+      </w:r>
+    </w:p>
+    <w:p>
+      <w:pPr>
+        <w:spacing w:after="0" w:line="240" w:lineRule="auto"/>
+        <w:jc w:val="center"/>
+        <w:rPr>
+          <w:rFonts w:ascii="Times New Roman" w:eastAsia="Times New Roman" w:hAnsi="Times New Roman" w:cs="Times New Roman"/>
+          <w:sz w:val="20"/>
+          <w:szCs w:val="20"/>
+        </w:rPr>
+      </w:pPr>
+    </w:p>
+    <w:p>
+      <w:pPr>
+        <w:spacing w:after="0" w:line="240" w:lineRule="auto"/>
+        <w:jc w:val="center"/>
+        <w:rPr>
+          <w:rFonts w:ascii="Times New Roman" w:eastAsia="Times New Roman" w:hAnsi="Times New Roman" w:cs="Times New Roman"/>
+          <w:sz w:val="20"/>
+          <w:szCs w:val="20"/>
+        </w:rPr>
+      </w:pPr>
+      <w:r>
+        <w:rPr>
+          <w:rFonts w:ascii="Times New Roman" w:eastAsia="Times New Roman" w:hAnsi="Times New Roman" w:cs="Times New Roman"/>
+          <w:noProof/>
+          <w:sz w:val="20"/>
+          <w:szCs w:val="20"/>
+        </w:rPr>
+        <w:drawing>
+          <wp:inline distT="0" distB="0" distL="0" distR="0" wp14:anchorId="5EC25302" wp14:editId="6CB642A8">
+            <wp:extent cx="2651125" cy="2082800"/>
+            <wp:effectExtent l="0" t="0" r="0" b="0"/>
+            <wp:docPr id="1670262279" name="Picture 3"/>
+            <wp:cNvGraphicFramePr>
+              <a:graphicFrameLocks xmlns:a="http://schemas.openxmlformats.org/drawingml/2006/main" noChangeAspect="1"/>
+            </wp:cNvGraphicFramePr>
+            <a:graphic xmlns:a="http://schemas.openxmlformats.org/drawingml/2006/main">
+              <a:graphicData uri="http://schemas.openxmlformats.org/drawingml/2006/picture">
+                <pic:pic xmlns:pic="http://schemas.openxmlformats.org/drawingml/2006/picture">
+                  <pic:nvPicPr>
+                    <pic:cNvPr id="1670262279" name="Picture 1670262279"/>
+                    <pic:cNvPicPr/>
+                  </pic:nvPicPr>
+                  <pic:blipFill>
+                    <a:blip r:embed="rId17" cstate="print">
+                      <a:extLst>
+                        <a:ext uri="{28A0092B-C50C-407E-A947-70E740481C1C}">
+                          <a14:useLocalDpi xmlns:a14="http://schemas.microsoft.com/office/drawing/2010/main" val="0"/>
+                        </a:ext>
+                      </a:extLst>
+                    </a:blip>
+                    <a:stretch>
+                      <a:fillRect/>
+                    </a:stretch>
+                  </pic:blipFill>
+                  <pic:spPr>
+                    <a:xfrm>
+                      <a:off x="0" y="0"/>
+                      <a:ext cx="2651125" cy="2082800"/>
+                    </a:xfrm>
+                    <a:prstGeom prst="rect">
+                      <a:avLst/>
+                    </a:prstGeom>
+                  </pic:spPr>
+                </pic:pic>
+              </a:graphicData>
+            </a:graphic>
+          </wp:inline>
+        </w:drawing>
+      </w:r>
+    </w:p>
+    <w:p>
+      <w:pPr>
+        <w:spacing w:after="0" w:line="240" w:lineRule="auto"/>
+        <w:jc w:val="center"/>
+        <w:rPr>
+          <w:rFonts w:ascii="Times New Roman" w:eastAsia="Times New Roman" w:hAnsi="Times New Roman" w:cs="Times New Roman"/>
+          <w:sz w:val="20"/>
+          <w:szCs w:val="20"/>
+        </w:rPr>
+      </w:pPr>
+      <w:r>
+        <w:rPr>
+          <w:rFonts w:ascii="Times New Roman" w:eastAsia="Times New Roman" w:hAnsi="Times New Roman" w:cs="Times New Roman"/>
+          <w:sz w:val="20"/>
+          <w:szCs w:val="20"/>
+        </w:rPr>
+        <w:t>Figure 4. Confusion Matrix of XOR-Based Neural Network</w:t>
+      </w:r>
+    </w:p>
+    <w:p>
+      <w:pPr>
+        <w:spacing w:after="0" w:line="240" w:lineRule="auto"/>
+        <w:jc w:val="center"/>
+        <w:rPr>
+          <w:rFonts w:ascii="Times New Roman" w:eastAsia="Times New Roman" w:hAnsi="Times New Roman" w:cs="Times New Roman"/>
+          <w:sz w:val="20"/>
+          <w:szCs w:val="20"/>
+        </w:rPr>
+      </w:pPr>
+    </w:p>
+    <w:p>
+      <w:pPr>
+        <w:spacing w:after="0" w:line="240" w:lineRule="auto"/>
+        <w:jc w:val="both"/>
+        <w:rPr>
+          <w:rFonts w:ascii="Times New Roman" w:eastAsia="Times New Roman" w:hAnsi="Times New Roman" w:cs="Times New Roman"/>
+        </w:rPr>
+      </w:pPr>
+      <w:r>
+        <w:rPr>
+          <w:rFonts w:ascii="Times New Roman" w:eastAsia="Times New Roman" w:hAnsi="Times New Roman" w:cs="Times New Roman"/>
+        </w:rPr>
+        <w:t>Figure 4 presents the confusion matrix of the XOR-based neural network, which achieved the highest classification performance among all evaluated models. The model correctly classified 2,881 Good-class instances, 4,361 Poor-class instances, and 5,721 Standard-class instances. Compared with the AND and OR architectures, the XOR model produced the largest number of correct classifications across all categories.</w:t>
+      </w:r>
+    </w:p>
+    <w:p>
+      <w:pPr>
+        <w:spacing w:after="0" w:line="240" w:lineRule="auto"/>
+        <w:jc w:val="both"/>
+        <w:rPr>
+          <w:rFonts w:ascii="Times New Roman" w:eastAsia="Times New Roman" w:hAnsi="Times New Roman" w:cs="Times New Roman"/>
+        </w:rPr>
+      </w:pPr>
+    </w:p>
+    <w:p>
+      <w:pPr>
+        <w:spacing w:after="0" w:line="240" w:lineRule="auto"/>
+        <w:jc w:val="both"/>
+        <w:rPr>
+          <w:rFonts w:ascii="Times New Roman" w:eastAsia="Times New Roman" w:hAnsi="Times New Roman" w:cs="Times New Roman"/>
+        </w:rPr>
+      </w:pPr>
+      <w:r>
+        <w:rPr>
+          <w:rFonts w:ascii="Times New Roman" w:eastAsia="Times New Roman" w:hAnsi="Times New Roman" w:cs="Times New Roman"/>
+        </w:rPr>
+        <w:t xml:space="preserve">The confusion matrix reveals that the XOR architecture was particularly effective in identifying Poor and Standard credit score classes. Although some Standard instances were still misclassified as Good (2,241 instances) and Poor (2,673 instances), the overall classification performance was superior to that of the AND and OR models. The improved results can be attributed to the multilayer structure of the XOR-based neural network, which enables the model to learn </w:t>
+      </w:r>
+      <w:r>
+        <w:rPr>
+          <w:rFonts w:ascii="Times New Roman" w:eastAsia="Times New Roman" w:hAnsi="Times New Roman" w:cs="Times New Roman"/>
+        </w:rPr>
+        <w:lastRenderedPageBreak/>
+        <w:t>nonlinear decision boundaries and capture complex interactions among financial indicators.</w:t>
+      </w:r>
+    </w:p>
+    <w:p>
+      <w:pPr>
+        <w:spacing w:after="0" w:line="240" w:lineRule="auto"/>
+        <w:jc w:val="both"/>
+        <w:rPr>
+          <w:rFonts w:ascii="Times New Roman" w:eastAsia="Times New Roman" w:hAnsi="Times New Roman" w:cs="Times New Roman"/>
+        </w:rPr>
+      </w:pPr>
+    </w:p>
+    <w:p>
+      <w:pPr>
+        <w:spacing w:after="0" w:line="240" w:lineRule="auto"/>
+        <w:jc w:val="both"/>
+        <w:rPr>
+          <w:rFonts w:ascii="Times New Roman" w:eastAsia="Times New Roman" w:hAnsi="Times New Roman" w:cs="Times New Roman"/>
+        </w:rPr>
+      </w:pPr>
+      <w:r>
+        <w:rPr>
+          <w:rFonts w:ascii="Times New Roman" w:eastAsia="Times New Roman" w:hAnsi="Times New Roman" w:cs="Times New Roman"/>
+        </w:rPr>
+        <w:t>These findings support the theoretical assumption that credit score classification is inherently a nonlinear problem. The superior performance of the XOR architecture demonstrates that deeper neural representations are more effective in modeling multidimensional financial data and improving classification accuracy.</w:t>
+      </w:r>
+    </w:p>
+    <w:p>
+      <w:pPr>
+        <w:spacing w:after="0" w:line="240" w:lineRule="auto"/>
+        <w:jc w:val="both"/>
+        <w:rPr>
+          <w:rFonts w:ascii="Times New Roman" w:eastAsia="Times New Roman" w:hAnsi="Times New Roman" w:cs="Times New Roman"/>
+        </w:rPr>
+      </w:pPr>
+    </w:p>
+    <w:p>
+      <w:pPr>
+        <w:spacing w:after="0" w:line="240" w:lineRule="auto"/>
+        <w:jc w:val="both"/>
+        <w:rPr>
+          <w:rFonts w:ascii="Times New Roman" w:eastAsia="Times New Roman" w:hAnsi="Times New Roman" w:cs="Times New Roman"/>
+        </w:rPr>
+      </w:pPr>
+      <w:r>
+        <w:rPr>
+          <w:rFonts w:ascii="Times New Roman" w:eastAsia="Times New Roman" w:hAnsi="Times New Roman" w:cs="Times New Roman"/>
+        </w:rPr>
+        <w:t>A comparison of Figures 2–4 demonstrates a consistent improvement in classification performance from the AND architecture to the OR architecture and finally to the XOR architecture. The AND model exhibited the highest level of misclassification, particularly for the Standard class. The OR model reduced classification errors through a more flexible hidden-layer representation, while the XOR model achieved the best overall performance by utilizing multiple hidden layers capable of learning complex nonlinear patterns. These results confirm that increasing neural network complexity improves the model's ability to classify customer credit scores accurately.</w:t>
+      </w:r>
+    </w:p>
+    <w:p>
+      <w:pPr>
+        <w:spacing w:after="0" w:line="240" w:lineRule="auto"/>
+        <w:jc w:val="both"/>
+        <w:rPr>
+          <w:rFonts w:ascii="Times New Roman" w:eastAsia="Times New Roman" w:hAnsi="Times New Roman" w:cs="Times New Roman"/>
+        </w:rPr>
+      </w:pPr>
     </w:p>
     <w:p>
       <w:pPr>
@@ -3720,164 +4272,164 @@
         <w:rPr>
           <w:rFonts w:ascii="Times New Roman" w:eastAsia="Times New Roman" w:hAnsi="Times New Roman" w:cs="Times New Roman"/>
         </w:rPr>
-        <w:t xml:space="preserve">The experimental findings demonstrate that logical representation significantly influences the classification capability of Artificial Neural Networks. The AND architecture produced the lowest performance because its structure contains only a single hidden neuron, limiting its ability to learn complex patterns from financial data. Consequently, the model behaved similarly to a linear classifier and struggled to represent the multidimensional </w:t>
+        <w:t>The experimental findings demonstrate that logical representation significantly influences the classification capability of Artificial Neural Networks. The AND architecture produced the lowest performance because its structure contains only a single hidden neuron, limiting its ability to learn complex patterns from financial data. Consequently, the model behaved similarly to a linear classifier and struggled to represent the multidimensional relationships among customer financial attributes.</w:t>
+      </w:r>
+    </w:p>
+    <w:p>
+      <w:pPr>
+        <w:spacing w:after="0" w:line="240" w:lineRule="auto"/>
+        <w:jc w:val="both"/>
+        <w:rPr>
+          <w:rFonts w:ascii="Times New Roman" w:eastAsia="Times New Roman" w:hAnsi="Times New Roman" w:cs="Times New Roman"/>
+        </w:rPr>
+      </w:pPr>
+    </w:p>
+    <w:p>
+      <w:pPr>
+        <w:spacing w:after="0" w:line="240" w:lineRule="auto"/>
+        <w:jc w:val="both"/>
+        <w:rPr>
+          <w:rFonts w:ascii="Times New Roman" w:eastAsia="Times New Roman" w:hAnsi="Times New Roman" w:cs="Times New Roman"/>
+        </w:rPr>
+      </w:pPr>
+      <w:r>
+        <w:rPr>
+          <w:rFonts w:ascii="Times New Roman" w:eastAsia="Times New Roman" w:hAnsi="Times New Roman" w:cs="Times New Roman"/>
+        </w:rPr>
+        <w:t xml:space="preserve">The OR architecture achieved substantially better performance than the AND architecture. The addition of multiple hidden neurons enabled the network to learn more flexible decision boundaries and capture a greater number of feature interactions. This improvement confirms that increasing model </w:t>
+      </w:r>
+      <w:r>
+        <w:rPr>
+          <w:rFonts w:ascii="Times New Roman" w:eastAsia="Times New Roman" w:hAnsi="Times New Roman" w:cs="Times New Roman"/>
+        </w:rPr>
+        <w:t>capacity enhances classification performance in credit scoring tasks.</w:t>
+      </w:r>
+    </w:p>
+    <w:p>
+      <w:pPr>
+        <w:spacing w:after="0" w:line="240" w:lineRule="auto"/>
+        <w:jc w:val="both"/>
+        <w:rPr>
+          <w:rFonts w:ascii="Times New Roman" w:eastAsia="Times New Roman" w:hAnsi="Times New Roman" w:cs="Times New Roman"/>
+        </w:rPr>
+      </w:pPr>
+    </w:p>
+    <w:p>
+      <w:pPr>
+        <w:spacing w:after="0" w:line="240" w:lineRule="auto"/>
+        <w:jc w:val="both"/>
+        <w:rPr>
+          <w:rFonts w:ascii="Times New Roman" w:eastAsia="Times New Roman" w:hAnsi="Times New Roman" w:cs="Times New Roman"/>
+        </w:rPr>
+      </w:pPr>
+      <w:r>
+        <w:rPr>
+          <w:rFonts w:ascii="Times New Roman" w:eastAsia="Times New Roman" w:hAnsi="Times New Roman" w:cs="Times New Roman"/>
+        </w:rPr>
+        <w:t>Among the evaluated architectures, the XOR-based neural network achieved the best overall performance. The XOR architecture employed multiple hidden layers, allowing the network to learn nonlinear relationships among demographic, behavioral, and financial attributes. This finding is consistent with neural network theory, which states that XOR-type representations require hidden-layer processing to model nonlinear decision boundaries effectively.</w:t>
+      </w:r>
+    </w:p>
+    <w:p>
+      <w:pPr>
+        <w:spacing w:after="0" w:line="240" w:lineRule="auto"/>
+        <w:jc w:val="both"/>
+        <w:rPr>
+          <w:rFonts w:ascii="Times New Roman" w:eastAsia="Times New Roman" w:hAnsi="Times New Roman" w:cs="Times New Roman"/>
+        </w:rPr>
+      </w:pPr>
+    </w:p>
+    <w:p>
+      <w:pPr>
+        <w:spacing w:after="0" w:line="240" w:lineRule="auto"/>
+        <w:jc w:val="both"/>
+        <w:rPr>
+          <w:rFonts w:ascii="Times New Roman" w:eastAsia="Times New Roman" w:hAnsi="Times New Roman" w:cs="Times New Roman"/>
+        </w:rPr>
+      </w:pPr>
+      <w:r>
+        <w:rPr>
+          <w:rFonts w:ascii="Times New Roman" w:eastAsia="Times New Roman" w:hAnsi="Times New Roman" w:cs="Times New Roman"/>
+        </w:rPr>
+        <w:t>The superiority of the XOR model suggests that credit score classification is inherently a nonlinear problem. Financial indicators such as annual income, outstanding debt, payment behavior, credit utilization ratio, and credit history do not influence creditworthiness independently. Instead, these variables interact in complex ways that cannot be adequately represented using simple linear decision functions. The multilayer structure of the XOR network enables the model to capture such interactions more effectively than AND and OR architectures.</w:t>
+      </w:r>
+    </w:p>
+    <w:p>
+      <w:pPr>
+        <w:spacing w:after="0" w:line="240" w:lineRule="auto"/>
+        <w:jc w:val="both"/>
+        <w:rPr>
+          <w:rFonts w:ascii="Times New Roman" w:eastAsia="Times New Roman" w:hAnsi="Times New Roman" w:cs="Times New Roman"/>
+        </w:rPr>
+      </w:pPr>
+    </w:p>
+    <w:p>
+      <w:pPr>
+        <w:spacing w:after="0" w:line="240" w:lineRule="auto"/>
+        <w:jc w:val="both"/>
+        <w:rPr>
+          <w:rFonts w:ascii="Times New Roman" w:eastAsia="Times New Roman" w:hAnsi="Times New Roman" w:cs="Times New Roman"/>
+        </w:rPr>
+      </w:pPr>
+      <w:r>
+        <w:rPr>
+          <w:rFonts w:ascii="Times New Roman" w:eastAsia="Times New Roman" w:hAnsi="Times New Roman" w:cs="Times New Roman"/>
+        </w:rPr>
+        <w:t>These findings are also consistent with previous studies that reported improved classification performance when deeper neural network architectures were applied to financial prediction and credit risk assessment problems. The results indicate that nonlinear neural representations provide a more suitable framework for modeling real-world financial datasets characterized by complex and multidimensional relationships.</w:t>
+      </w:r>
+    </w:p>
+    <w:p>
+      <w:pPr>
+        <w:spacing w:after="0" w:line="240" w:lineRule="auto"/>
+        <w:jc w:val="both"/>
+        <w:rPr>
+          <w:rFonts w:ascii="Times New Roman" w:eastAsia="Times New Roman" w:hAnsi="Times New Roman" w:cs="Times New Roman"/>
+        </w:rPr>
+      </w:pPr>
+    </w:p>
+    <w:p>
+      <w:pPr>
+        <w:spacing w:after="0" w:line="240" w:lineRule="auto"/>
+        <w:jc w:val="both"/>
+        <w:rPr>
+          <w:rFonts w:ascii="Times New Roman" w:eastAsia="Times New Roman" w:hAnsi="Times New Roman" w:cs="Times New Roman"/>
+        </w:rPr>
+      </w:pPr>
+      <w:r>
+        <w:rPr>
+          <w:rFonts w:ascii="Times New Roman" w:eastAsia="Times New Roman" w:hAnsi="Times New Roman" w:cs="Times New Roman"/>
+        </w:rPr>
+        <w:t>Furthermore, the relatively small performance difference between OR and XOR suggests that even simple hidden-layer expansions can significantly improve classification performance. However, the XOR architecture still achieved the highest evaluation metrics, demonstrating the importance of nonlinear feature learning in credit score classification.</w:t>
+      </w:r>
+    </w:p>
+    <w:p>
+      <w:pPr>
+        <w:spacing w:after="0" w:line="240" w:lineRule="auto"/>
+        <w:jc w:val="both"/>
+        <w:rPr>
+          <w:rFonts w:ascii="Times New Roman" w:eastAsia="Times New Roman" w:hAnsi="Times New Roman" w:cs="Times New Roman"/>
+        </w:rPr>
+      </w:pPr>
+    </w:p>
+    <w:p>
+      <w:pPr>
+        <w:spacing w:after="0" w:line="240" w:lineRule="auto"/>
+        <w:jc w:val="both"/>
+        <w:rPr>
+          <w:rFonts w:ascii="Times New Roman" w:eastAsia="Times New Roman" w:hAnsi="Times New Roman" w:cs="Times New Roman"/>
+        </w:rPr>
+      </w:pPr>
+      <w:r>
+        <w:rPr>
+          <w:rFonts w:ascii="Times New Roman" w:eastAsia="Times New Roman" w:hAnsi="Times New Roman" w:cs="Times New Roman"/>
+        </w:rPr>
+        <w:t xml:space="preserve">Overall, the experimental results support the research hypothesis that XOR-based Artificial Neural Networks outperform AND- and OR-based architectures for credit score </w:t>
       </w:r>
       <w:r>
         <w:rPr>
           <w:rFonts w:ascii="Times New Roman" w:eastAsia="Times New Roman" w:hAnsi="Times New Roman" w:cs="Times New Roman"/>
         </w:rPr>
         <w:lastRenderedPageBreak/>
-        <w:t>relationships among customer financial attributes.</w:t>
-      </w:r>
-    </w:p>
-    <w:p>
-      <w:pPr>
-        <w:spacing w:after="0" w:line="240" w:lineRule="auto"/>
-        <w:jc w:val="both"/>
-        <w:rPr>
-          <w:rFonts w:ascii="Times New Roman" w:eastAsia="Times New Roman" w:hAnsi="Times New Roman" w:cs="Times New Roman"/>
-        </w:rPr>
-      </w:pPr>
-    </w:p>
-    <w:p>
-      <w:pPr>
-        <w:spacing w:after="0" w:line="240" w:lineRule="auto"/>
-        <w:jc w:val="both"/>
-        <w:rPr>
-          <w:rFonts w:ascii="Times New Roman" w:eastAsia="Times New Roman" w:hAnsi="Times New Roman" w:cs="Times New Roman"/>
-        </w:rPr>
-      </w:pPr>
-      <w:r>
-        <w:rPr>
-          <w:rFonts w:ascii="Times New Roman" w:eastAsia="Times New Roman" w:hAnsi="Times New Roman" w:cs="Times New Roman"/>
-        </w:rPr>
-        <w:t>The OR architecture achieved substantially better performance than the AND architecture. The addition of multiple hidden neurons enabled the network to learn more flexible decision boundaries and capture a greater number of feature interactions. This improvement confirms that increasing model capacity enhances classification performance in credit scoring tasks.</w:t>
-      </w:r>
-    </w:p>
-    <w:p>
-      <w:pPr>
-        <w:spacing w:after="0" w:line="240" w:lineRule="auto"/>
-        <w:jc w:val="both"/>
-        <w:rPr>
-          <w:rFonts w:ascii="Times New Roman" w:eastAsia="Times New Roman" w:hAnsi="Times New Roman" w:cs="Times New Roman"/>
-        </w:rPr>
-      </w:pPr>
-    </w:p>
-    <w:p>
-      <w:pPr>
-        <w:spacing w:after="0" w:line="240" w:lineRule="auto"/>
-        <w:jc w:val="both"/>
-        <w:rPr>
-          <w:rFonts w:ascii="Times New Roman" w:eastAsia="Times New Roman" w:hAnsi="Times New Roman" w:cs="Times New Roman"/>
-        </w:rPr>
-      </w:pPr>
-      <w:r>
-        <w:rPr>
-          <w:rFonts w:ascii="Times New Roman" w:eastAsia="Times New Roman" w:hAnsi="Times New Roman" w:cs="Times New Roman"/>
-        </w:rPr>
-        <w:t>Among the evaluated architectures, the XOR-based neural network achieved the best overall performance. The XOR architecture employed multiple hidden layers, allowing the network to learn nonlinear relationships among demographic, behavioral, and financial attributes. This finding is consistent with neural network theory, which states that XOR-type representations require hidden-layer processing to model nonlinear decision boundaries effectively.</w:t>
-      </w:r>
-    </w:p>
-    <w:p>
-      <w:pPr>
-        <w:spacing w:after="0" w:line="240" w:lineRule="auto"/>
-        <w:jc w:val="both"/>
-        <w:rPr>
-          <w:rFonts w:ascii="Times New Roman" w:eastAsia="Times New Roman" w:hAnsi="Times New Roman" w:cs="Times New Roman"/>
-        </w:rPr>
-      </w:pPr>
-    </w:p>
-    <w:p>
-      <w:pPr>
-        <w:spacing w:after="0" w:line="240" w:lineRule="auto"/>
-        <w:jc w:val="both"/>
-        <w:rPr>
-          <w:rFonts w:ascii="Times New Roman" w:eastAsia="Times New Roman" w:hAnsi="Times New Roman" w:cs="Times New Roman"/>
-        </w:rPr>
-      </w:pPr>
-      <w:r>
-        <w:rPr>
-          <w:rFonts w:ascii="Times New Roman" w:eastAsia="Times New Roman" w:hAnsi="Times New Roman" w:cs="Times New Roman"/>
-        </w:rPr>
-        <w:t>The superiority of the XOR model suggests that credit score classification is inherently a nonlinear problem. Financial indicators such as annual income, outstanding debt, payment behavior, credit utilization ratio, and credit history do not influence creditworthiness independently. Instead, these variables interact in complex ways that cannot be adequately represented using simple linear decision functions. The multilayer structure of the XOR network enables the model to capture such interactions more effectively than AND and OR architectures.</w:t>
-      </w:r>
-    </w:p>
-    <w:p>
-      <w:pPr>
-        <w:spacing w:after="0" w:line="240" w:lineRule="auto"/>
-        <w:jc w:val="both"/>
-        <w:rPr>
-          <w:rFonts w:ascii="Times New Roman" w:eastAsia="Times New Roman" w:hAnsi="Times New Roman" w:cs="Times New Roman"/>
-        </w:rPr>
-      </w:pPr>
-    </w:p>
-    <w:p>
-      <w:pPr>
-        <w:spacing w:after="0" w:line="240" w:lineRule="auto"/>
-        <w:jc w:val="both"/>
-        <w:rPr>
-          <w:rFonts w:ascii="Times New Roman" w:eastAsia="Times New Roman" w:hAnsi="Times New Roman" w:cs="Times New Roman"/>
-        </w:rPr>
-      </w:pPr>
-      <w:r>
-        <w:rPr>
-          <w:rFonts w:ascii="Times New Roman" w:eastAsia="Times New Roman" w:hAnsi="Times New Roman" w:cs="Times New Roman"/>
-        </w:rPr>
-        <w:t>These findings are also consistent with previous studies that reported improved classification performance when deeper neural network architectures were applied to financial prediction and credit risk assessment problems. The results indicate that nonlinear neural representations provide a more suitable framework for modeling real-world financial datasets characterized by complex and multidimensional relationships.</w:t>
-      </w:r>
-    </w:p>
-    <w:p>
-      <w:pPr>
-        <w:spacing w:after="0" w:line="240" w:lineRule="auto"/>
-        <w:jc w:val="both"/>
-        <w:rPr>
-          <w:rFonts w:ascii="Times New Roman" w:eastAsia="Times New Roman" w:hAnsi="Times New Roman" w:cs="Times New Roman"/>
-        </w:rPr>
-      </w:pPr>
-    </w:p>
-    <w:p>
-      <w:pPr>
-        <w:spacing w:after="0" w:line="240" w:lineRule="auto"/>
-        <w:jc w:val="both"/>
-        <w:rPr>
-          <w:rFonts w:ascii="Times New Roman" w:eastAsia="Times New Roman" w:hAnsi="Times New Roman" w:cs="Times New Roman"/>
-        </w:rPr>
-      </w:pPr>
-      <w:r>
-        <w:rPr>
-          <w:rFonts w:ascii="Times New Roman" w:eastAsia="Times New Roman" w:hAnsi="Times New Roman" w:cs="Times New Roman"/>
-        </w:rPr>
-        <w:t xml:space="preserve">Furthermore, the relatively small performance difference between OR and XOR suggests that even simple hidden-layer expansions can </w:t>
-      </w:r>
-      <w:r>
-        <w:rPr>
-          <w:rFonts w:ascii="Times New Roman" w:eastAsia="Times New Roman" w:hAnsi="Times New Roman" w:cs="Times New Roman"/>
-        </w:rPr>
-        <w:t>significantly improve classification performance. However, the XOR architecture still achieved the highest evaluation metrics, demonstrating the importance of nonlinear feature learning in credit score classification.</w:t>
-      </w:r>
-    </w:p>
-    <w:p>
-      <w:pPr>
-        <w:spacing w:after="0" w:line="240" w:lineRule="auto"/>
-        <w:jc w:val="both"/>
-        <w:rPr>
-          <w:rFonts w:ascii="Times New Roman" w:eastAsia="Times New Roman" w:hAnsi="Times New Roman" w:cs="Times New Roman"/>
-        </w:rPr>
-      </w:pPr>
-    </w:p>
-    <w:p>
-      <w:pPr>
-        <w:spacing w:after="0" w:line="240" w:lineRule="auto"/>
-        <w:jc w:val="both"/>
-        <w:rPr>
-          <w:rFonts w:ascii="Times New Roman" w:eastAsia="Times New Roman" w:hAnsi="Times New Roman" w:cs="Times New Roman"/>
-        </w:rPr>
-      </w:pPr>
-      <w:r>
-        <w:rPr>
-          <w:rFonts w:ascii="Times New Roman" w:eastAsia="Times New Roman" w:hAnsi="Times New Roman" w:cs="Times New Roman"/>
-        </w:rPr>
-        <w:t>Overall, the experimental results support the research hypothesis that XOR-based Artificial Neural Networks outperform AND- and OR-based architectures for credit score classification. The findings confirm that increasing representational complexity through nonlinear neural structures leads to improved predictive performance when handling complex financial datasets.</w:t>
+        <w:t>classification. The findings confirm that increasing representational complexity through nonlinear neural structures leads to improved predictive performance when handling complex financial datasets.</w:t>
       </w:r>
     </w:p>
     <w:p>
@@ -4024,14 +4576,7 @@
         <w:rPr>
           <w:rFonts w:ascii="Times New Roman" w:eastAsia="Times New Roman" w:hAnsi="Times New Roman" w:cs="Times New Roman"/>
         </w:rPr>
-        <w:t xml:space="preserve">Future research may investigate more advanced neural architectures, such as Deep Neural Networks, Long Short-Term Memory (LSTM), Gated Recurrent Units (GRU), or Transformer-based models, as well as feature selection and </w:t>
-      </w:r>
-      <w:r>
-        <w:rPr>
-          <w:rFonts w:ascii="Times New Roman" w:eastAsia="Times New Roman" w:hAnsi="Times New Roman" w:cs="Times New Roman"/>
-        </w:rPr>
-        <w:lastRenderedPageBreak/>
-        <w:t>optimization techniques to further improve credit score classification performance.</w:t>
+        <w:t>Future research may investigate more advanced neural architectures, such as Deep Neural Networks, Long Short-Term Memory (LSTM), Gated Recurrent Units (GRU), or Transformer-based models, as well as feature selection and optimization techniques to further improve credit score classification performance.</w:t>
       </w:r>
     </w:p>
     <w:p>
@@ -4090,6 +4635,7 @@
         <w:adjustRightInd w:val="0"/>
         <w:spacing w:after="0" w:line="240" w:lineRule="auto"/>
         <w:ind w:left="640" w:hanging="640"/>
+        <w:jc w:val="both"/>
         <w:rPr>
           <w:rFonts w:ascii="Times New Roman" w:hAnsi="Times New Roman" w:cs="Times New Roman"/>
           <w:noProof/>
@@ -4135,7 +4681,16 @@
           <w:iCs/>
           <w:noProof/>
         </w:rPr>
-        <w:t>Exploratory Data Analysis and Credit Score Classification for Credit Scoring Based on Improved Artificial Neural Network Models with Channel Attention Mechanisms</w:t>
+        <w:t xml:space="preserve">Exploratory Data Analysis and Credit Score Classification for Credit Scoring Based on Improved Artificial Neural Network Models with Channel </w:t>
+      </w:r>
+      <w:r>
+        <w:rPr>
+          <w:rFonts w:ascii="Times New Roman" w:hAnsi="Times New Roman" w:cs="Times New Roman"/>
+          <w:i/>
+          <w:iCs/>
+          <w:noProof/>
+        </w:rPr>
+        <w:t>Attention Mechanisms</w:t>
       </w:r>
       <w:r>
         <w:rPr>
@@ -4153,6 +4708,7 @@
         <w:adjustRightInd w:val="0"/>
         <w:spacing w:after="0" w:line="240" w:lineRule="auto"/>
         <w:ind w:left="640" w:hanging="640"/>
+        <w:jc w:val="both"/>
         <w:rPr>
           <w:rFonts w:ascii="Times New Roman" w:hAnsi="Times New Roman" w:cs="Times New Roman"/>
           <w:noProof/>
@@ -4198,6 +4754,7 @@
         <w:adjustRightInd w:val="0"/>
         <w:spacing w:after="0" w:line="240" w:lineRule="auto"/>
         <w:ind w:left="640" w:hanging="640"/>
+        <w:jc w:val="both"/>
         <w:rPr>
           <w:rFonts w:ascii="Times New Roman" w:hAnsi="Times New Roman" w:cs="Times New Roman"/>
           <w:noProof/>
@@ -4243,6 +4800,7 @@
         <w:adjustRightInd w:val="0"/>
         <w:spacing w:after="0" w:line="240" w:lineRule="auto"/>
         <w:ind w:left="640" w:hanging="640"/>
+        <w:jc w:val="both"/>
         <w:rPr>
           <w:rFonts w:ascii="Times New Roman" w:hAnsi="Times New Roman" w:cs="Times New Roman"/>
           <w:noProof/>
@@ -4288,6 +4846,7 @@
         <w:adjustRightInd w:val="0"/>
         <w:spacing w:after="0" w:line="240" w:lineRule="auto"/>
         <w:ind w:left="640" w:hanging="640"/>
+        <w:jc w:val="both"/>
         <w:rPr>
           <w:rFonts w:ascii="Times New Roman" w:hAnsi="Times New Roman" w:cs="Times New Roman"/>
           <w:noProof/>
@@ -4333,6 +4892,7 @@
         <w:adjustRightInd w:val="0"/>
         <w:spacing w:after="0" w:line="240" w:lineRule="auto"/>
         <w:ind w:left="640" w:hanging="640"/>
+        <w:jc w:val="both"/>
         <w:rPr>
           <w:rFonts w:ascii="Times New Roman" w:hAnsi="Times New Roman" w:cs="Times New Roman"/>
           <w:noProof/>
@@ -4378,6 +4938,7 @@
         <w:adjustRightInd w:val="0"/>
         <w:spacing w:after="0" w:line="240" w:lineRule="auto"/>
         <w:ind w:left="640" w:hanging="640"/>
+        <w:jc w:val="both"/>
         <w:rPr>
           <w:rFonts w:ascii="Times New Roman" w:hAnsi="Times New Roman" w:cs="Times New Roman"/>
           <w:noProof/>
@@ -4423,6 +4984,7 @@
         <w:adjustRightInd w:val="0"/>
         <w:spacing w:after="0" w:line="240" w:lineRule="auto"/>
         <w:ind w:left="640" w:hanging="640"/>
+        <w:jc w:val="both"/>
         <w:rPr>
           <w:rFonts w:ascii="Times New Roman" w:hAnsi="Times New Roman" w:cs="Times New Roman"/>
           <w:noProof/>
@@ -4458,6 +5020,503 @@
           <w:noProof/>
         </w:rPr>
         <w:t>, vol. 12, no. 11, 2024, doi: 10.3390/risks12110174.</w:t>
+      </w:r>
+    </w:p>
+    <w:p>
+      <w:pPr>
+        <w:widowControl w:val="0"/>
+        <w:autoSpaceDE w:val="0"/>
+        <w:autoSpaceDN w:val="0"/>
+        <w:adjustRightInd w:val="0"/>
+        <w:spacing w:after="0" w:line="240" w:lineRule="auto"/>
+        <w:ind w:left="640" w:hanging="640"/>
+        <w:jc w:val="both"/>
+        <w:rPr>
+          <w:rFonts w:ascii="Times New Roman" w:hAnsi="Times New Roman" w:cs="Times New Roman"/>
+          <w:noProof/>
+        </w:rPr>
+      </w:pPr>
+      <w:r>
+        <w:rPr>
+          <w:rFonts w:ascii="Times New Roman" w:hAnsi="Times New Roman" w:cs="Times New Roman"/>
+          <w:noProof/>
+        </w:rPr>
+        <w:lastRenderedPageBreak/>
+        <w:t>[9]</w:t>
+      </w:r>
+      <w:r>
+        <w:rPr>
+          <w:rFonts w:ascii="Times New Roman" w:hAnsi="Times New Roman" w:cs="Times New Roman"/>
+          <w:noProof/>
+        </w:rPr>
+        <w:tab/>
+        <w:t>Jason Brownlee, “Deep Learning for Time Series Forecasting: Predict the Future with MLPs ... - Jason Brownlee - Google Books,” 2018, [Online]. Available: https://books.google.com.ng/books/about/Deep_Learning_for_Time_Series_Forecastin.html?id=o5qnDwAAQBAJ&amp;redir_esc=y</w:t>
+      </w:r>
+    </w:p>
+    <w:p>
+      <w:pPr>
+        <w:widowControl w:val="0"/>
+        <w:autoSpaceDE w:val="0"/>
+        <w:autoSpaceDN w:val="0"/>
+        <w:adjustRightInd w:val="0"/>
+        <w:spacing w:after="0" w:line="240" w:lineRule="auto"/>
+        <w:ind w:left="640" w:hanging="640"/>
+        <w:jc w:val="both"/>
+        <w:rPr>
+          <w:rFonts w:ascii="Times New Roman" w:hAnsi="Times New Roman" w:cs="Times New Roman"/>
+          <w:noProof/>
+        </w:rPr>
+      </w:pPr>
+      <w:r>
+        <w:rPr>
+          <w:rFonts w:ascii="Times New Roman" w:hAnsi="Times New Roman" w:cs="Times New Roman"/>
+          <w:noProof/>
+        </w:rPr>
+        <w:t>[10]</w:t>
+      </w:r>
+      <w:r>
+        <w:rPr>
+          <w:rFonts w:ascii="Times New Roman" w:hAnsi="Times New Roman" w:cs="Times New Roman"/>
+          <w:noProof/>
+        </w:rPr>
+        <w:tab/>
+        <w:t xml:space="preserve">Mohammed Chachan Younis and Raya Akram Hamdy, “Performance Evaluation of Artificial Neural Network Methods Based on Block Machine Learning Classification,” </w:t>
+      </w:r>
+      <w:r>
+        <w:rPr>
+          <w:rFonts w:ascii="Times New Roman" w:hAnsi="Times New Roman" w:cs="Times New Roman"/>
+          <w:i/>
+          <w:iCs/>
+          <w:noProof/>
+        </w:rPr>
+        <w:t>AL-Rafidain J. Comput. Sci. Math.</w:t>
+      </w:r>
+      <w:r>
+        <w:rPr>
+          <w:rFonts w:ascii="Times New Roman" w:hAnsi="Times New Roman" w:cs="Times New Roman"/>
+          <w:noProof/>
+        </w:rPr>
+        <w:t>, vol. 17, no. 2, pp. 111–123, 2023, doi: 10.33899/csmj.2023.142250.1079.</w:t>
+      </w:r>
+    </w:p>
+    <w:p>
+      <w:pPr>
+        <w:widowControl w:val="0"/>
+        <w:autoSpaceDE w:val="0"/>
+        <w:autoSpaceDN w:val="0"/>
+        <w:adjustRightInd w:val="0"/>
+        <w:spacing w:after="0" w:line="240" w:lineRule="auto"/>
+        <w:ind w:left="640" w:hanging="640"/>
+        <w:jc w:val="both"/>
+        <w:rPr>
+          <w:rFonts w:ascii="Times New Roman" w:hAnsi="Times New Roman" w:cs="Times New Roman"/>
+          <w:noProof/>
+        </w:rPr>
+      </w:pPr>
+      <w:r>
+        <w:rPr>
+          <w:rFonts w:ascii="Times New Roman" w:hAnsi="Times New Roman" w:cs="Times New Roman"/>
+          <w:noProof/>
+        </w:rPr>
+        <w:t>[11]</w:t>
+      </w:r>
+      <w:r>
+        <w:rPr>
+          <w:rFonts w:ascii="Times New Roman" w:hAnsi="Times New Roman" w:cs="Times New Roman"/>
+          <w:noProof/>
+        </w:rPr>
+        <w:tab/>
+        <w:t xml:space="preserve">S. Haykin, </w:t>
+      </w:r>
+      <w:r>
+        <w:rPr>
+          <w:rFonts w:ascii="Times New Roman" w:hAnsi="Times New Roman" w:cs="Times New Roman"/>
+          <w:i/>
+          <w:iCs/>
+          <w:noProof/>
+        </w:rPr>
+        <w:t>Neural Newtorks and Learning Machines Third edition</w:t>
+      </w:r>
+      <w:r>
+        <w:rPr>
+          <w:rFonts w:ascii="Times New Roman" w:hAnsi="Times New Roman" w:cs="Times New Roman"/>
+          <w:noProof/>
+        </w:rPr>
+        <w:t>. 2009.</w:t>
+      </w:r>
+    </w:p>
+    <w:p>
+      <w:pPr>
+        <w:widowControl w:val="0"/>
+        <w:autoSpaceDE w:val="0"/>
+        <w:autoSpaceDN w:val="0"/>
+        <w:adjustRightInd w:val="0"/>
+        <w:spacing w:after="0" w:line="240" w:lineRule="auto"/>
+        <w:ind w:left="640" w:hanging="640"/>
+        <w:jc w:val="both"/>
+        <w:rPr>
+          <w:rFonts w:ascii="Times New Roman" w:hAnsi="Times New Roman" w:cs="Times New Roman"/>
+          <w:noProof/>
+        </w:rPr>
+      </w:pPr>
+      <w:r>
+        <w:rPr>
+          <w:rFonts w:ascii="Times New Roman" w:hAnsi="Times New Roman" w:cs="Times New Roman"/>
+          <w:noProof/>
+        </w:rPr>
+        <w:t>[12]</w:t>
+      </w:r>
+      <w:r>
+        <w:rPr>
+          <w:rFonts w:ascii="Times New Roman" w:hAnsi="Times New Roman" w:cs="Times New Roman"/>
+          <w:noProof/>
+        </w:rPr>
+        <w:tab/>
+        <w:t xml:space="preserve">T. D. Adugna, A. Ramu, and A. Haldorai, </w:t>
+      </w:r>
+      <w:r>
+        <w:rPr>
+          <w:rFonts w:ascii="Times New Roman" w:hAnsi="Times New Roman" w:cs="Times New Roman"/>
+          <w:i/>
+          <w:iCs/>
+          <w:noProof/>
+        </w:rPr>
+        <w:t>A Review of Pattern Recognition and Machine Learning</w:t>
+      </w:r>
+      <w:r>
+        <w:rPr>
+          <w:rFonts w:ascii="Times New Roman" w:hAnsi="Times New Roman" w:cs="Times New Roman"/>
+          <w:noProof/>
+        </w:rPr>
+        <w:t>, vol. 4, no. 1. 2024. doi: 10.53759/7669/jmc202404020.</w:t>
+      </w:r>
+    </w:p>
+    <w:p>
+      <w:pPr>
+        <w:widowControl w:val="0"/>
+        <w:autoSpaceDE w:val="0"/>
+        <w:autoSpaceDN w:val="0"/>
+        <w:adjustRightInd w:val="0"/>
+        <w:spacing w:after="0" w:line="240" w:lineRule="auto"/>
+        <w:ind w:left="640" w:hanging="640"/>
+        <w:jc w:val="both"/>
+        <w:rPr>
+          <w:rFonts w:ascii="Times New Roman" w:hAnsi="Times New Roman" w:cs="Times New Roman"/>
+          <w:noProof/>
+        </w:rPr>
+      </w:pPr>
+      <w:r>
+        <w:rPr>
+          <w:rFonts w:ascii="Times New Roman" w:hAnsi="Times New Roman" w:cs="Times New Roman"/>
+          <w:noProof/>
+        </w:rPr>
+        <w:t>[13]</w:t>
+      </w:r>
+      <w:r>
+        <w:rPr>
+          <w:rFonts w:ascii="Times New Roman" w:hAnsi="Times New Roman" w:cs="Times New Roman"/>
+          <w:noProof/>
+        </w:rPr>
+        <w:tab/>
+        <w:t xml:space="preserve">J. Heaton, “Ian Goodfellow, Yoshua Bengio, and Aaron Courville: Deep learning,” </w:t>
+      </w:r>
+      <w:r>
+        <w:rPr>
+          <w:rFonts w:ascii="Times New Roman" w:hAnsi="Times New Roman" w:cs="Times New Roman"/>
+          <w:i/>
+          <w:iCs/>
+          <w:noProof/>
+        </w:rPr>
+        <w:t>Genet. Program. Evolvable Mach.</w:t>
+      </w:r>
+      <w:r>
+        <w:rPr>
+          <w:rFonts w:ascii="Times New Roman" w:hAnsi="Times New Roman" w:cs="Times New Roman"/>
+          <w:noProof/>
+        </w:rPr>
+        <w:t>, vol. 19, no. 1–2, pp. 305–307, 2018, doi: 10.1007/s10710-017-9314-z.</w:t>
+      </w:r>
+    </w:p>
+    <w:p>
+      <w:pPr>
+        <w:widowControl w:val="0"/>
+        <w:autoSpaceDE w:val="0"/>
+        <w:autoSpaceDN w:val="0"/>
+        <w:adjustRightInd w:val="0"/>
+        <w:spacing w:after="0" w:line="240" w:lineRule="auto"/>
+        <w:ind w:left="640" w:hanging="640"/>
+        <w:jc w:val="both"/>
+        <w:rPr>
+          <w:rFonts w:ascii="Times New Roman" w:hAnsi="Times New Roman" w:cs="Times New Roman"/>
+          <w:noProof/>
+        </w:rPr>
+      </w:pPr>
+      <w:r>
+        <w:rPr>
+          <w:rFonts w:ascii="Times New Roman" w:hAnsi="Times New Roman" w:cs="Times New Roman"/>
+          <w:noProof/>
+        </w:rPr>
+        <w:t>[14]</w:t>
+      </w:r>
+      <w:r>
+        <w:rPr>
+          <w:rFonts w:ascii="Times New Roman" w:hAnsi="Times New Roman" w:cs="Times New Roman"/>
+          <w:noProof/>
+        </w:rPr>
+        <w:tab/>
+        <w:t xml:space="preserve">R. Rojas, </w:t>
+      </w:r>
+      <w:r>
+        <w:rPr>
+          <w:rFonts w:ascii="Times New Roman" w:hAnsi="Times New Roman" w:cs="Times New Roman"/>
+          <w:i/>
+          <w:iCs/>
+          <w:noProof/>
+        </w:rPr>
+        <w:t>Neural Networks</w:t>
+      </w:r>
+      <w:r>
+        <w:rPr>
+          <w:rFonts w:ascii="Times New Roman" w:hAnsi="Times New Roman" w:cs="Times New Roman"/>
+          <w:noProof/>
+        </w:rPr>
+        <w:t>. Berlin, Heidelberg: Springer Berlin Heidelberg, 1996. doi: 10.1007/978-3-642-61068-4.</w:t>
+      </w:r>
+    </w:p>
+    <w:p>
+      <w:pPr>
+        <w:widowControl w:val="0"/>
+        <w:autoSpaceDE w:val="0"/>
+        <w:autoSpaceDN w:val="0"/>
+        <w:adjustRightInd w:val="0"/>
+        <w:spacing w:after="0" w:line="240" w:lineRule="auto"/>
+        <w:ind w:left="640" w:hanging="640"/>
+        <w:jc w:val="both"/>
+        <w:rPr>
+          <w:rFonts w:ascii="Times New Roman" w:hAnsi="Times New Roman" w:cs="Times New Roman"/>
+          <w:noProof/>
+        </w:rPr>
+      </w:pPr>
+      <w:r>
+        <w:rPr>
+          <w:rFonts w:ascii="Times New Roman" w:hAnsi="Times New Roman" w:cs="Times New Roman"/>
+          <w:noProof/>
+        </w:rPr>
+        <w:t>[15]</w:t>
+      </w:r>
+      <w:r>
+        <w:rPr>
+          <w:rFonts w:ascii="Times New Roman" w:hAnsi="Times New Roman" w:cs="Times New Roman"/>
+          <w:noProof/>
+        </w:rPr>
+        <w:tab/>
+        <w:t xml:space="preserve">F. Rosenblatt, “The perceptron: A probabilistic model for information storage and organization in the brain,” </w:t>
+      </w:r>
+      <w:r>
+        <w:rPr>
+          <w:rFonts w:ascii="Times New Roman" w:hAnsi="Times New Roman" w:cs="Times New Roman"/>
+          <w:i/>
+          <w:iCs/>
+          <w:noProof/>
+        </w:rPr>
+        <w:t>Psychol. Rev.</w:t>
+      </w:r>
+      <w:r>
+        <w:rPr>
+          <w:rFonts w:ascii="Times New Roman" w:hAnsi="Times New Roman" w:cs="Times New Roman"/>
+          <w:noProof/>
+        </w:rPr>
+        <w:t>, vol. 65, no. 6, pp. 386–408, 1958, doi: 10.1037/h0042519.</w:t>
+      </w:r>
+    </w:p>
+    <w:p>
+      <w:pPr>
+        <w:widowControl w:val="0"/>
+        <w:autoSpaceDE w:val="0"/>
+        <w:autoSpaceDN w:val="0"/>
+        <w:adjustRightInd w:val="0"/>
+        <w:spacing w:after="0" w:line="240" w:lineRule="auto"/>
+        <w:ind w:left="640" w:hanging="640"/>
+        <w:jc w:val="both"/>
+        <w:rPr>
+          <w:rFonts w:ascii="Times New Roman" w:hAnsi="Times New Roman" w:cs="Times New Roman"/>
+          <w:noProof/>
+        </w:rPr>
+      </w:pPr>
+      <w:r>
+        <w:rPr>
+          <w:rFonts w:ascii="Times New Roman" w:hAnsi="Times New Roman" w:cs="Times New Roman"/>
+          <w:noProof/>
+        </w:rPr>
+        <w:t>[16]</w:t>
+      </w:r>
+      <w:r>
+        <w:rPr>
+          <w:rFonts w:ascii="Times New Roman" w:hAnsi="Times New Roman" w:cs="Times New Roman"/>
+          <w:noProof/>
+        </w:rPr>
+        <w:tab/>
+        <w:t xml:space="preserve">G. Zakariya, A. Moldagulova, and N. Ali, “An Explainable Hybrid AI Framework for Real-Time Point-of-Sale Credit Scoring,” </w:t>
+      </w:r>
+      <w:r>
+        <w:rPr>
+          <w:rFonts w:ascii="Times New Roman" w:hAnsi="Times New Roman" w:cs="Times New Roman"/>
+          <w:i/>
+          <w:iCs/>
+          <w:noProof/>
+        </w:rPr>
+        <w:t>AI</w:t>
+      </w:r>
+      <w:r>
+        <w:rPr>
+          <w:rFonts w:ascii="Times New Roman" w:hAnsi="Times New Roman" w:cs="Times New Roman"/>
+          <w:noProof/>
+        </w:rPr>
+        <w:t>, vol. 7, no. 6, p. 211, Jun. 2026, doi: 10.3390/ai7060211.</w:t>
+      </w:r>
+    </w:p>
+    <w:p>
+      <w:pPr>
+        <w:widowControl w:val="0"/>
+        <w:autoSpaceDE w:val="0"/>
+        <w:autoSpaceDN w:val="0"/>
+        <w:adjustRightInd w:val="0"/>
+        <w:spacing w:after="0" w:line="240" w:lineRule="auto"/>
+        <w:ind w:left="640" w:hanging="640"/>
+        <w:jc w:val="both"/>
+        <w:rPr>
+          <w:rFonts w:ascii="Times New Roman" w:hAnsi="Times New Roman" w:cs="Times New Roman"/>
+          <w:noProof/>
+        </w:rPr>
+      </w:pPr>
+      <w:r>
+        <w:rPr>
+          <w:rFonts w:ascii="Times New Roman" w:hAnsi="Times New Roman" w:cs="Times New Roman"/>
+          <w:noProof/>
+        </w:rPr>
+        <w:t>[17]</w:t>
+      </w:r>
+      <w:r>
+        <w:rPr>
+          <w:rFonts w:ascii="Times New Roman" w:hAnsi="Times New Roman" w:cs="Times New Roman"/>
+          <w:noProof/>
+        </w:rPr>
+        <w:tab/>
+        <w:t xml:space="preserve">X. Shi, D. Tang, and Y. Yu, “Credit Scoring Prediction Using Deep Learning Models in the Financial Sector,” </w:t>
+      </w:r>
+      <w:r>
+        <w:rPr>
+          <w:rFonts w:ascii="Times New Roman" w:hAnsi="Times New Roman" w:cs="Times New Roman"/>
+          <w:i/>
+          <w:iCs/>
+          <w:noProof/>
+        </w:rPr>
+        <w:t>IEEE Access</w:t>
+      </w:r>
+      <w:r>
+        <w:rPr>
+          <w:rFonts w:ascii="Times New Roman" w:hAnsi="Times New Roman" w:cs="Times New Roman"/>
+          <w:noProof/>
+        </w:rPr>
+        <w:t>, vol. 13, pp. 130731–130746, 2025, doi: 10.1109/ACCESS.2025.3591005.</w:t>
+      </w:r>
+    </w:p>
+    <w:p>
+      <w:pPr>
+        <w:widowControl w:val="0"/>
+        <w:autoSpaceDE w:val="0"/>
+        <w:autoSpaceDN w:val="0"/>
+        <w:adjustRightInd w:val="0"/>
+        <w:spacing w:after="0" w:line="240" w:lineRule="auto"/>
+        <w:ind w:left="640" w:hanging="640"/>
+        <w:jc w:val="both"/>
+        <w:rPr>
+          <w:rFonts w:ascii="Times New Roman" w:hAnsi="Times New Roman" w:cs="Times New Roman"/>
+          <w:noProof/>
+        </w:rPr>
+      </w:pPr>
+      <w:r>
+        <w:rPr>
+          <w:rFonts w:ascii="Times New Roman" w:hAnsi="Times New Roman" w:cs="Times New Roman"/>
+          <w:noProof/>
+        </w:rPr>
+        <w:t>[18]</w:t>
+      </w:r>
+      <w:r>
+        <w:rPr>
+          <w:rFonts w:ascii="Times New Roman" w:hAnsi="Times New Roman" w:cs="Times New Roman"/>
+          <w:noProof/>
+        </w:rPr>
+        <w:tab/>
+        <w:t xml:space="preserve">D. U. Chacon, S. Lee, and J. Park, “An explainable machine learning model for consumer credit scoring in Mexico,” </w:t>
+      </w:r>
+      <w:r>
+        <w:rPr>
+          <w:rFonts w:ascii="Times New Roman" w:hAnsi="Times New Roman" w:cs="Times New Roman"/>
+          <w:i/>
+          <w:iCs/>
+          <w:noProof/>
+        </w:rPr>
+        <w:t>Emerg. Mark. Rev.</w:t>
+      </w:r>
+      <w:r>
+        <w:rPr>
+          <w:rFonts w:ascii="Times New Roman" w:hAnsi="Times New Roman" w:cs="Times New Roman"/>
+          <w:noProof/>
+        </w:rPr>
+        <w:t xml:space="preserve">, vol. 71, p. 101424, Mar. 2026, doi: </w:t>
+      </w:r>
+      <w:r>
+        <w:rPr>
+          <w:rFonts w:ascii="Times New Roman" w:hAnsi="Times New Roman" w:cs="Times New Roman"/>
+          <w:noProof/>
+        </w:rPr>
+        <w:t>10.1016/j.ememar.2025.101424.</w:t>
+      </w:r>
+    </w:p>
+    <w:p>
+      <w:pPr>
+        <w:widowControl w:val="0"/>
+        <w:autoSpaceDE w:val="0"/>
+        <w:autoSpaceDN w:val="0"/>
+        <w:adjustRightInd w:val="0"/>
+        <w:spacing w:after="0" w:line="240" w:lineRule="auto"/>
+        <w:ind w:left="640" w:hanging="640"/>
+        <w:rPr>
+          <w:rFonts w:ascii="Times New Roman" w:hAnsi="Times New Roman" w:cs="Times New Roman"/>
+          <w:noProof/>
+        </w:rPr>
+      </w:pPr>
+      <w:r>
+        <w:rPr>
+          <w:rFonts w:ascii="Times New Roman" w:hAnsi="Times New Roman" w:cs="Times New Roman"/>
+          <w:noProof/>
+        </w:rPr>
+        <w:t>[19]</w:t>
+      </w:r>
+      <w:r>
+        <w:rPr>
+          <w:rFonts w:ascii="Times New Roman" w:hAnsi="Times New Roman" w:cs="Times New Roman"/>
+          <w:noProof/>
+        </w:rPr>
+        <w:tab/>
+        <w:t xml:space="preserve">M. Tavakoli, R. Chandra, F. Tian, and C. Bravo, “Multi-modal deep learning for credit rating prediction using text and numerical data streams,” </w:t>
+      </w:r>
+      <w:r>
+        <w:rPr>
+          <w:rFonts w:ascii="Times New Roman" w:hAnsi="Times New Roman" w:cs="Times New Roman"/>
+          <w:i/>
+          <w:iCs/>
+          <w:noProof/>
+        </w:rPr>
+        <w:t>Appl. Soft Comput.</w:t>
+      </w:r>
+      <w:r>
+        <w:rPr>
+          <w:rFonts w:ascii="Times New Roman" w:hAnsi="Times New Roman" w:cs="Times New Roman"/>
+          <w:noProof/>
+        </w:rPr>
+        <w:t>, vol. 171, p. 112771, Mar. 2025, doi: 10.1016/j.asoc.2025.112771.</w:t>
       </w:r>
     </w:p>
     <w:p>
@@ -5829,6 +6888,16 @@
       </w:tblBorders>
     </w:tblPr>
   </w:style>
+  <w:style w:type="character" w:styleId="PlaceholderText">
+    <w:name w:val="Placeholder Text"/>
+    <w:basedOn w:val="DefaultParagraphFont"/>
+    <w:uiPriority w:val="99"/>
+    <w:semiHidden/>
+    <w:rsid w:val="00A5499B"/>
+    <w:rPr>
+      <w:color w:val="666666"/>
+    </w:rPr>
+  </w:style>
 </w:styles>
 </file>
 
@@ -6153,56 +7222,6 @@
 </file>
 
 <file path=customXml/item1.xml><?xml version="1.0" encoding="utf-8"?>
-<?mso-contentType ?>
-<spe:Receivers xmlns:spe="http://schemas.microsoft.com/sharepoint/events">
-  <Receiver>
-    <Name>Document ID Generator</Name>
-    <Synchronization>Synchronous</Synchronization>
-    <Type>10001</Type>
-    <SequenceNumber>1000</SequenceNumber>
-    <Url/>
-    <Assembly>Microsoft.Office.DocumentManagement, Version=16.0.0.0, Culture=neutral, PublicKeyToken=71e9bce111e9429c</Assembly>
-    <Class>Microsoft.Office.DocumentManagement.Internal.DocIdHandler</Class>
-    <Data/>
-    <Filter/>
-  </Receiver>
-  <Receiver>
-    <Name>Document ID Generator</Name>
-    <Synchronization>Synchronous</Synchronization>
-    <Type>10002</Type>
-    <SequenceNumber>1001</SequenceNumber>
-    <Url/>
-    <Assembly>Microsoft.Office.DocumentManagement, Version=16.0.0.0, Culture=neutral, PublicKeyToken=71e9bce111e9429c</Assembly>
-    <Class>Microsoft.Office.DocumentManagement.Internal.DocIdHandler</Class>
-    <Data/>
-    <Filter/>
-  </Receiver>
-  <Receiver>
-    <Name>Document ID Generator</Name>
-    <Synchronization>Synchronous</Synchronization>
-    <Type>10004</Type>
-    <SequenceNumber>1002</SequenceNumber>
-    <Url/>
-    <Assembly>Microsoft.Office.DocumentManagement, Version=16.0.0.0, Culture=neutral, PublicKeyToken=71e9bce111e9429c</Assembly>
-    <Class>Microsoft.Office.DocumentManagement.Internal.DocIdHandler</Class>
-    <Data/>
-    <Filter/>
-  </Receiver>
-  <Receiver>
-    <Name>Document ID Generator</Name>
-    <Synchronization>Synchronous</Synchronization>
-    <Type>10006</Type>
-    <SequenceNumber>1003</SequenceNumber>
-    <Url/>
-    <Assembly>Microsoft.Office.DocumentManagement, Version=16.0.0.0, Culture=neutral, PublicKeyToken=71e9bce111e9429c</Assembly>
-    <Class>Microsoft.Office.DocumentManagement.Internal.DocIdHandler</Class>
-    <Data/>
-    <Filter/>
-  </Receiver>
-</spe:Receivers>
-</file>
-
-<file path=customXml/item2.xml><?xml version="1.0" encoding="utf-8"?>
 <ct:contentTypeSchema xmlns:ct="http://schemas.microsoft.com/office/2006/metadata/contentType" xmlns:ma="http://schemas.microsoft.com/office/2006/metadata/properties/metaAttributes" ct:_="" ma:_="" ma:contentTypeName="Document" ma:contentTypeID="0x0101005F0AD393D656B449911E219C73C60B4B" ma:contentTypeVersion="16" ma:contentTypeDescription="Create a new document." ma:contentTypeScope="" ma:versionID="ce97b0d320a5718a3d421557afaea27b">
   <xsd:schema xmlns:xsd="http://www.w3.org/2001/XMLSchema" xmlns:xs="http://www.w3.org/2001/XMLSchema" xmlns:p="http://schemas.microsoft.com/office/2006/metadata/properties" xmlns:ns2="4f7c0e6e-363d-4e0f-94d2-59f3cd7d6f7e" xmlns:ns3="6ac08084-c78b-4dd5-88a8-6338b0b2e44d" targetNamespace="http://schemas.microsoft.com/office/2006/metadata/properties" ma:root="true" ma:fieldsID="43b7f6eb4a46c8e89762a89543dab6f3" ns2:_="" ns3:_="">
     <xsd:import namespace="4f7c0e6e-363d-4e0f-94d2-59f3cd7d6f7e"/>
@@ -6470,7 +7489,7 @@
 </ct:contentTypeSchema>
 </file>
 
-<file path=customXml/item3.xml><?xml version="1.0" encoding="utf-8"?>
+<file path=customXml/item2.xml><?xml version="1.0" encoding="utf-8"?>
 <p:properties xmlns:p="http://schemas.microsoft.com/office/2006/metadata/properties" xmlns:xsi="http://www.w3.org/2001/XMLSchema-instance" xmlns:pc="http://schemas.microsoft.com/office/infopath/2007/PartnerControls">
   <documentManagement>
     <TaxCatchAll xmlns="4f7c0e6e-363d-4e0f-94d2-59f3cd7d6f7e" xsi:nil="true"/>
@@ -6486,7 +7505,7 @@
 </p:properties>
 </file>
 
-<file path=customXml/item4.xml><?xml version="1.0" encoding="utf-8"?>
+<file path=customXml/item3.xml><?xml version="1.0" encoding="utf-8"?>
 <?mso-contentType ?>
 <FormTemplates xmlns="http://schemas.microsoft.com/sharepoint/v3/contenttype/forms">
   <Display>DocumentLibraryForm</Display>
@@ -6495,19 +7514,61 @@
 </FormTemplates>
 </file>
 
-<file path=customXml/item5.xml><?xml version="1.0" encoding="utf-8"?>
+<file path=customXml/item4.xml><?xml version="1.0" encoding="utf-8"?>
 <b:Sources xmlns:b="http://schemas.openxmlformats.org/officeDocument/2006/bibliography" xmlns="http://schemas.openxmlformats.org/officeDocument/2006/bibliography" SelectedStyle="\TURABIAN.XSL" StyleName="Turabian" Version="6"/>
 </file>
 
-<file path=customXml/itemProps1.xml><?xml version="1.0" encoding="utf-8"?>
-<ds:datastoreItem xmlns:ds="http://schemas.openxmlformats.org/officeDocument/2006/customXml" ds:itemID="{EF2A0666-38C3-4486-8A61-ECF66C903191}">
-  <ds:schemaRefs>
-    <ds:schemaRef ds:uri="http://schemas.microsoft.com/sharepoint/events"/>
-  </ds:schemaRefs>
-</ds:datastoreItem>
+<file path=customXml/item5.xml><?xml version="1.0" encoding="utf-8"?>
+<?mso-contentType ?>
+<spe:Receivers xmlns:spe="http://schemas.microsoft.com/sharepoint/events">
+  <Receiver>
+    <Name>Document ID Generator</Name>
+    <Synchronization>Synchronous</Synchronization>
+    <Type>10001</Type>
+    <SequenceNumber>1000</SequenceNumber>
+    <Url/>
+    <Assembly>Microsoft.Office.DocumentManagement, Version=16.0.0.0, Culture=neutral, PublicKeyToken=71e9bce111e9429c</Assembly>
+    <Class>Microsoft.Office.DocumentManagement.Internal.DocIdHandler</Class>
+    <Data/>
+    <Filter/>
+  </Receiver>
+  <Receiver>
+    <Name>Document ID Generator</Name>
+    <Synchronization>Synchronous</Synchronization>
+    <Type>10002</Type>
+    <SequenceNumber>1001</SequenceNumber>
+    <Url/>
+    <Assembly>Microsoft.Office.DocumentManagement, Version=16.0.0.0, Culture=neutral, PublicKeyToken=71e9bce111e9429c</Assembly>
+    <Class>Microsoft.Office.DocumentManagement.Internal.DocIdHandler</Class>
+    <Data/>
+    <Filter/>
+  </Receiver>
+  <Receiver>
+    <Name>Document ID Generator</Name>
+    <Synchronization>Synchronous</Synchronization>
+    <Type>10004</Type>
+    <SequenceNumber>1002</SequenceNumber>
+    <Url/>
+    <Assembly>Microsoft.Office.DocumentManagement, Version=16.0.0.0, Culture=neutral, PublicKeyToken=71e9bce111e9429c</Assembly>
+    <Class>Microsoft.Office.DocumentManagement.Internal.DocIdHandler</Class>
+    <Data/>
+    <Filter/>
+  </Receiver>
+  <Receiver>
+    <Name>Document ID Generator</Name>
+    <Synchronization>Synchronous</Synchronization>
+    <Type>10006</Type>
+    <SequenceNumber>1003</SequenceNumber>
+    <Url/>
+    <Assembly>Microsoft.Office.DocumentManagement, Version=16.0.0.0, Culture=neutral, PublicKeyToken=71e9bce111e9429c</Assembly>
+    <Class>Microsoft.Office.DocumentManagement.Internal.DocIdHandler</Class>
+    <Data/>
+    <Filter/>
+  </Receiver>
+</spe:Receivers>
 </file>
 
-<file path=customXml/itemProps2.xml><?xml version="1.0" encoding="utf-8"?>
+<file path=customXml/itemProps1.xml><?xml version="1.0" encoding="utf-8"?>
 <ds:datastoreItem xmlns:ds="http://schemas.openxmlformats.org/officeDocument/2006/customXml" ds:itemID="{3BE7EF06-86AE-4669-885B-582D5DFDEE44}">
   <ds:schemaRefs>
     <ds:schemaRef ds:uri="http://schemas.microsoft.com/office/2006/metadata/contentType"/>
@@ -6526,7 +7587,7 @@
 </ds:datastoreItem>
 </file>
 
-<file path=customXml/itemProps3.xml><?xml version="1.0" encoding="utf-8"?>
+<file path=customXml/itemProps2.xml><?xml version="1.0" encoding="utf-8"?>
 <ds:datastoreItem xmlns:ds="http://schemas.openxmlformats.org/officeDocument/2006/customXml" ds:itemID="{6E04D8AF-0505-4CEC-8F02-2503B1C80279}">
   <ds:schemaRefs>
     <ds:schemaRef ds:uri="http://schemas.microsoft.com/office/2006/metadata/properties"/>
@@ -6537,7 +7598,7 @@
 </ds:datastoreItem>
 </file>
 
-<file path=customXml/itemProps4.xml><?xml version="1.0" encoding="utf-8"?>
+<file path=customXml/itemProps3.xml><?xml version="1.0" encoding="utf-8"?>
 <ds:datastoreItem xmlns:ds="http://schemas.openxmlformats.org/officeDocument/2006/customXml" ds:itemID="{C0E5A713-0FD3-467E-BCC2-54621FBCB4EA}">
   <ds:schemaRefs>
     <ds:schemaRef ds:uri="http://schemas.microsoft.com/sharepoint/v3/contenttype/forms"/>
@@ -6545,10 +7606,18 @@
 </ds:datastoreItem>
 </file>
 
-<file path=customXml/itemProps5.xml><?xml version="1.0" encoding="utf-8"?>
+<file path=customXml/itemProps4.xml><?xml version="1.0" encoding="utf-8"?>
 <ds:datastoreItem xmlns:ds="http://schemas.openxmlformats.org/officeDocument/2006/customXml" ds:itemID="{4D9A7785-2C50-4BE5-9EC1-F751466333D4}">
   <ds:schemaRefs>
     <ds:schemaRef ds:uri="http://schemas.openxmlformats.org/officeDocument/2006/bibliography"/>
   </ds:schemaRefs>
 </ds:datastoreItem>
+</file>
+
+<file path=customXml/itemProps5.xml><?xml version="1.0" encoding="utf-8"?>
+<ds:datastoreItem xmlns:ds="http://schemas.openxmlformats.org/officeDocument/2006/customXml" ds:itemID="{EF2A0666-38C3-4486-8A61-ECF66C903191}">
+  <ds:schemaRefs>
+    <ds:schemaRef ds:uri="http://schemas.microsoft.com/sharepoint/events"/>
+  </ds:schemaRefs>
+</ds:datastoreItem>
 </file>